--- a/структура.docx
+++ b/структура.docx
@@ -85,6 +85,36 @@
     <w:p>
       <w:r>
         <w:t>│</w:t>
+      </w:r>
+    </w:p>
+    <w:p>
+      <w:r>
+        <w:t>├── Managers/                  ← Все регионы как отдельные классы</w:t>
+      </w:r>
+    </w:p>
+    <w:p>
+      <w:r>
+        <w:t>│   ├── LogManager.cs         ← Логирование</w:t>
+      </w:r>
+    </w:p>
+    <w:p>
+      <w:r>
+        <w:t>│   ├── SSHConnectionManager.cs ← SSH подключение</w:t>
+      </w:r>
+    </w:p>
+    <w:p>
+      <w:r>
+        <w:t>│   ├── ConnectionStateManager.cs ← Состояние UI</w:t>
+      </w:r>
+    </w:p>
+    <w:p>
+      <w:r>
+        <w:t>│   ├── TimeCommandsManager.cs  ← Команды времени</w:t>
+      </w:r>
+    </w:p>
+    <w:p>
+      <w:r>
+        <w:t>│   └── SettingsManager.cs    ← Настройки</w:t>
       </w:r>
     </w:p>
     <w:p>
@@ -715,7 +745,6 @@
   <w:style w:type="character" w:default="1" w:styleId="a0">
     <w:name w:val="Default Paragraph Font"/>
     <w:uiPriority w:val="1"/>
-    <w:semiHidden/>
     <w:unhideWhenUsed/>
   </w:style>
   <w:style w:type="table" w:default="1" w:styleId="a1">

--- a/структура.docx
+++ b/структура.docx
@@ -29,6 +29,26 @@
     </w:p>
     <w:p>
       <w:r>
+        <w:t xml:space="preserve">│   ├── </w:t>
+      </w:r>
+      <w:r>
+        <w:t>WebServerConfig.cs</w:t>
+      </w:r>
+      <w:r>
+        <w:t xml:space="preserve">          </w:t>
+      </w:r>
+      <w:r>
+        <w:t>#</w:t>
+      </w:r>
+      <w:r>
+        <w:t xml:space="preserve"> </w:t>
+      </w:r>
+      <w:r>
+        <w:t>Конфиг веб-сервера</w:t>
+      </w:r>
+    </w:p>
+    <w:p>
+      <w:r>
         <w:t>│   └── SSHConfig.cs          # Конфиг SSH подключения</w:t>
       </w:r>
     </w:p>
@@ -49,6 +69,34 @@
     </w:p>
     <w:p>
       <w:r>
+        <w:t xml:space="preserve">│   ├── </w:t>
+      </w:r>
+      <w:r>
+        <w:t>LoggerService.cs</w:t>
+      </w:r>
+      <w:r>
+        <w:t xml:space="preserve">      # </w:t>
+      </w:r>
+      <w:r>
+        <w:t>Сервис логирования</w:t>
+      </w:r>
+    </w:p>
+    <w:p>
+      <w:r>
+        <w:t xml:space="preserve">│   ├── </w:t>
+      </w:r>
+      <w:r>
+        <w:t>WebServerService</w:t>
+      </w:r>
+      <w:r>
+        <w:t xml:space="preserve">.cs      # </w:t>
+      </w:r>
+      <w:r>
+        <w:t>Сервис веб-сервера</w:t>
+      </w:r>
+    </w:p>
+    <w:p>
+      <w:r>
         <w:t>│   ├── SSHService.cs         # Сервис SSH подключения</w:t>
       </w:r>
     </w:p>
@@ -109,7 +157,21 @@
     </w:p>
     <w:p>
       <w:r>
-        <w:t>│   ├── TimeCommandsManager.cs  ← Команды времени</w:t>
+        <w:t>│   ├── TimeCommandsManager.cs ← Команды времени</w:t>
+      </w:r>
+    </w:p>
+    <w:p>
+      <w:r>
+        <w:t xml:space="preserve">│   ├── </w:t>
+      </w:r>
+      <w:r>
+        <w:t>WebServerManager</w:t>
+      </w:r>
+      <w:r>
+        <w:t xml:space="preserve">.cs ← </w:t>
+      </w:r>
+      <w:r>
+        <w:t>Менеджер веб-сервера</w:t>
       </w:r>
     </w:p>
     <w:p>

--- a/структура.docx
+++ b/структура.docx
@@ -3,37 +3,76 @@
 <w:document xmlns:wpc="http://schemas.microsoft.com/office/word/2010/wordprocessingCanvas" xmlns:cx="http://schemas.microsoft.com/office/drawing/2014/chartex" xmlns:cx1="http://schemas.microsoft.com/office/drawing/2015/9/8/chartex" xmlns:cx2="http://schemas.microsoft.com/office/drawing/2015/10/21/chartex" xmlns:cx3="http://schemas.microsoft.com/office/drawing/2016/5/9/chartex" xmlns:cx4="http://schemas.microsoft.com/office/drawing/2016/5/10/chartex" xmlns:cx5="http://schemas.microsoft.com/office/drawing/2016/5/11/chartex" xmlns:cx6="http://schemas.microsoft.com/office/drawing/2016/5/12/chartex" xmlns:cx7="http://schemas.microsoft.com/office/drawing/2016/5/13/chartex" xmlns:cx8="http://schemas.microsoft.com/office/drawing/2016/5/14/chartex" xmlns:mc="http://schemas.openxmlformats.org/markup-compatibility/2006" xmlns:aink="http://schemas.microsoft.com/office/drawing/2016/ink" xmlns:am3d="http://schemas.microsoft.com/office/drawing/2017/model3d" xmlns:o="urn:schemas-microsoft-com:office:office" xmlns:oel="http://schemas.microsoft.com/office/2019/extlst" xmlns:r="http://schemas.openxmlformats.org/officeDocument/2006/relationships" xmlns:m="http://schemas.openxmlformats.org/officeDocument/2006/math" xmlns:v="urn:schemas-microsoft-com:vml" xmlns:wp14="http://schemas.microsoft.com/office/word/2010/wordprocessingDrawing" xmlns:wp="http://schemas.openxmlformats.org/drawingml/2006/wordprocessingDrawing" xmlns:w10="urn:schemas-microsoft-com:office:word" xmlns:w="http://schemas.openxmlformats.org/wordprocessingml/2006/main" xmlns:w14="http://schemas.microsoft.com/office/word/2010/wordml" xmlns:w15="http://schemas.microsoft.com/office/word/2012/wordml" xmlns:w16cex="http://schemas.microsoft.com/office/word/2018/wordml/cex" xmlns:w16cid="http://schemas.microsoft.com/office/word/2016/wordml/cid" xmlns:w16="http://schemas.microsoft.com/office/word/2018/wordml" xmlns:w16du="http://schemas.microsoft.com/office/word/2023/wordml/word16du" xmlns:w16sdtdh="http://schemas.microsoft.com/office/word/2020/wordml/sdtdatahash" xmlns:w16sdtfl="http://schemas.microsoft.com/office/word/2024/wordml/sdtformatlock" xmlns:w16se="http://schemas.microsoft.com/office/word/2015/wordml/symex" xmlns:wpg="http://schemas.microsoft.com/office/word/2010/wordprocessingGroup" xmlns:wpi="http://schemas.microsoft.com/office/word/2010/wordprocessingInk" xmlns:wne="http://schemas.microsoft.com/office/word/2006/wordml" xmlns:wps="http://schemas.microsoft.com/office/word/2010/wordprocessingShape" mc:Ignorable="w14 w15 w16se w16cid w16 w16cex w16sdtdh w16sdtfl w16du wp14">
   <w:body>
     <w:p>
-      <w:r>
-        <w:t>MKtest/</w:t>
-      </w:r>
-    </w:p>
-    <w:p>
-      <w:r>
-        <w:t>├── MKtest.csproj              # Файл проекта</w:t>
-      </w:r>
-    </w:p>
-    <w:p>
-      <w:r>
-        <w:t>├── Program.cs                 # Точка входа</w:t>
-      </w:r>
-    </w:p>
-    <w:p>
-      <w:r>
-        <w:t>├── Configs/                   # Конфигурации (SOLID - каждый конфиг отдельно)</w:t>
-      </w:r>
-    </w:p>
-    <w:p>
-      <w:r>
-        <w:t>│   ├── AppConfig.cs          # Основной конфиг приложения</w:t>
-      </w:r>
-    </w:p>
-    <w:p>
-      <w:r>
-        <w:t xml:space="preserve">│   ├── </w:t>
-      </w:r>
+      <w:proofErr w:type="spellStart"/>
+      <w:r>
+        <w:t>MKtest</w:t>
+      </w:r>
+      <w:proofErr w:type="spellEnd"/>
+      <w:r>
+        <w:t>/</w:t>
+      </w:r>
+    </w:p>
+    <w:p>
+      <w:r>
+        <w:t xml:space="preserve">├── </w:t>
+      </w:r>
+      <w:proofErr w:type="spellStart"/>
+      <w:r>
+        <w:t>MKtest.csproj</w:t>
+      </w:r>
+      <w:proofErr w:type="spellEnd"/>
+      <w:r>
+        <w:t xml:space="preserve">              # Файл проекта</w:t>
+      </w:r>
+    </w:p>
+    <w:p>
+      <w:r>
+        <w:t xml:space="preserve">├── </w:t>
+      </w:r>
+      <w:proofErr w:type="spellStart"/>
+      <w:r>
+        <w:t>Program.cs</w:t>
+      </w:r>
+      <w:proofErr w:type="spellEnd"/>
+      <w:r>
+        <w:t xml:space="preserve">                 # Точка входа</w:t>
+      </w:r>
+    </w:p>
+    <w:p>
+      <w:r>
+        <w:t xml:space="preserve">├── </w:t>
+      </w:r>
+      <w:proofErr w:type="spellStart"/>
+      <w:r>
+        <w:t>Configs</w:t>
+      </w:r>
+      <w:proofErr w:type="spellEnd"/>
+      <w:r>
+        <w:t>/                   # Конфигурации (SOLID - каждый конфиг отдельно)</w:t>
+      </w:r>
+    </w:p>
+    <w:p>
+      <w:r>
+        <w:t xml:space="preserve">│   ├── </w:t>
+      </w:r>
+      <w:proofErr w:type="spellStart"/>
+      <w:r>
+        <w:t>AppConfig.cs</w:t>
+      </w:r>
+      <w:proofErr w:type="spellEnd"/>
+      <w:r>
+        <w:t xml:space="preserve">          # Основной конфиг приложения</w:t>
+      </w:r>
+    </w:p>
+    <w:p>
+      <w:r>
+        <w:t xml:space="preserve">│   ├── </w:t>
+      </w:r>
+      <w:proofErr w:type="spellStart"/>
       <w:r>
         <w:t>WebServerConfig.cs</w:t>
       </w:r>
+      <w:proofErr w:type="spellEnd"/>
       <w:r>
         <w:t xml:space="preserve">          </w:t>
       </w:r>
@@ -49,7 +88,15 @@
     </w:p>
     <w:p>
       <w:r>
-        <w:t>│   └── SSHConfig.cs          # Конфиг SSH подключения</w:t>
+        <w:t xml:space="preserve">│   └── </w:t>
+      </w:r>
+      <w:proofErr w:type="spellStart"/>
+      <w:r>
+        <w:t>SSHConfig.cs</w:t>
+      </w:r>
+      <w:proofErr w:type="spellEnd"/>
+      <w:r>
+        <w:t xml:space="preserve">          # Конфиг SSH подключения</w:t>
       </w:r>
     </w:p>
     <w:p>
@@ -64,16 +111,75 @@
     </w:p>
     <w:p>
       <w:r>
-        <w:t>│   ├── ConfigService.cs      # Сервис работы с конфигами</w:t>
-      </w:r>
-    </w:p>
-    <w:p>
-      <w:r>
-        <w:t xml:space="preserve">│   ├── </w:t>
-      </w:r>
+        <w:t xml:space="preserve">│   ├── </w:t>
+      </w:r>
+      <w:proofErr w:type="spellStart"/>
+      <w:r>
+        <w:t>ConfigService.cs</w:t>
+      </w:r>
+      <w:proofErr w:type="spellEnd"/>
+      <w:r>
+        <w:t xml:space="preserve">      # Сервис работы с конфигами</w:t>
+      </w:r>
+    </w:p>
+    <w:p>
+      <w:r>
+        <w:t xml:space="preserve">│   ├── </w:t>
+      </w:r>
+      <w:proofErr w:type="spellStart"/>
+      <w:r>
+        <w:t>DemoScenarios</w:t>
+      </w:r>
+      <w:proofErr w:type="spellEnd"/>
+      <w:r>
+        <w:t>/</w:t>
+      </w:r>
+    </w:p>
+    <w:p>
+      <w:r>
+        <w:t>│   │   ├── Demo1Scenario.cs</w:t>
+      </w:r>
+    </w:p>
+    <w:p>
+      <w:r>
+        <w:t>│   │   ├── Demo2Scenario.cs</w:t>
+      </w:r>
+    </w:p>
+    <w:p>
+      <w:r>
+        <w:t>│   │   ├── Demo3Scenario.cs</w:t>
+      </w:r>
+    </w:p>
+    <w:p>
+      <w:r>
+        <w:t>│   │   ├── Demo4</w:t>
+      </w:r>
+      <w:r>
+        <w:t>5</w:t>
+      </w:r>
+      <w:r>
+        <w:t>Scenario.cs</w:t>
+      </w:r>
+    </w:p>
+    <w:p>
+      <w:r>
+        <w:t>│   │   ├── Demo4Scenario.cs</w:t>
+      </w:r>
+    </w:p>
+    <w:p>
+      <w:r>
+        <w:t>│   │   └── Demo5Scenario.cs</w:t>
+      </w:r>
+    </w:p>
+    <w:p>
+      <w:r>
+        <w:t xml:space="preserve">│   ├── </w:t>
+      </w:r>
+      <w:proofErr w:type="spellStart"/>
       <w:r>
         <w:t>LoggerService.cs</w:t>
       </w:r>
+      <w:proofErr w:type="spellEnd"/>
       <w:r>
         <w:t xml:space="preserve">      # </w:t>
       </w:r>
@@ -85,11 +191,112 @@
       <w:r>
         <w:t xml:space="preserve">│   ├── </w:t>
       </w:r>
+      <w:proofErr w:type="spellStart"/>
+      <w:r>
+        <w:t>DemoFileService</w:t>
+      </w:r>
+      <w:r>
+        <w:t>.cs</w:t>
+      </w:r>
+      <w:proofErr w:type="spellEnd"/>
+      <w:r>
+        <w:t xml:space="preserve">      # </w:t>
+      </w:r>
+    </w:p>
+    <w:p>
+      <w:r>
+        <w:t xml:space="preserve">│   ├── </w:t>
+      </w:r>
+      <w:proofErr w:type="spellStart"/>
+      <w:r>
+        <w:t>DemoScenarioService</w:t>
+      </w:r>
+      <w:r>
+        <w:t>.cs</w:t>
+      </w:r>
+      <w:proofErr w:type="spellEnd"/>
+      <w:r>
+        <w:t xml:space="preserve">      # </w:t>
+      </w:r>
+    </w:p>
+    <w:p>
+      <w:r>
+        <w:t xml:space="preserve">│   ├── </w:t>
+      </w:r>
+      <w:proofErr w:type="spellStart"/>
+      <w:r>
+        <w:t>IDemoFileService</w:t>
+      </w:r>
+      <w:r>
+        <w:t>.cs</w:t>
+      </w:r>
+      <w:proofErr w:type="spellEnd"/>
+      <w:r>
+        <w:t xml:space="preserve">      # </w:t>
+      </w:r>
+    </w:p>
+    <w:p>
+      <w:r>
+        <w:t xml:space="preserve">│   ├── </w:t>
+      </w:r>
+      <w:proofErr w:type="spellStart"/>
+      <w:r>
+        <w:t>IDemoScenarioService</w:t>
+      </w:r>
+      <w:r>
+        <w:t>.cs</w:t>
+      </w:r>
+      <w:proofErr w:type="spellEnd"/>
+      <w:r>
+        <w:t xml:space="preserve">      # </w:t>
+      </w:r>
+    </w:p>
+    <w:p>
+      <w:r>
+        <w:t xml:space="preserve">│   ├── </w:t>
+      </w:r>
+      <w:proofErr w:type="spellStart"/>
+      <w:r>
+        <w:t>IScenario</w:t>
+      </w:r>
+      <w:r>
+        <w:t>.cs</w:t>
+      </w:r>
+      <w:proofErr w:type="spellEnd"/>
+      <w:r>
+        <w:t xml:space="preserve">      # </w:t>
+      </w:r>
+    </w:p>
+    <w:p>
+      <w:r>
+        <w:t xml:space="preserve">│   ├── </w:t>
+      </w:r>
+      <w:proofErr w:type="spellStart"/>
+      <w:r>
+        <w:t>ScenarioStep</w:t>
+      </w:r>
+      <w:r>
+        <w:t>.cs</w:t>
+      </w:r>
+      <w:proofErr w:type="spellEnd"/>
+      <w:r>
+        <w:t xml:space="preserve">      # </w:t>
+      </w:r>
+    </w:p>
+    <w:p>
+      <w:r>
+        <w:t xml:space="preserve">│   ├── </w:t>
+      </w:r>
+      <w:proofErr w:type="spellStart"/>
       <w:r>
         <w:t>WebServerService</w:t>
       </w:r>
       <w:r>
-        <w:t xml:space="preserve">.cs      # </w:t>
+        <w:t>.cs</w:t>
+      </w:r>
+      <w:proofErr w:type="spellEnd"/>
+      <w:r>
+        <w:t xml:space="preserve">      # </w:t>
       </w:r>
       <w:r>
         <w:t>Сервис веб-сервера</w:t>
@@ -97,12 +304,28 @@
     </w:p>
     <w:p>
       <w:r>
-        <w:t>│   ├── SSHService.cs         # Сервис SSH подключения</w:t>
-      </w:r>
-    </w:p>
-    <w:p>
-      <w:r>
-        <w:t>│   └── TimeCommandsService.cs # Сервис команд времени</w:t>
+        <w:t xml:space="preserve">│   ├── </w:t>
+      </w:r>
+      <w:proofErr w:type="spellStart"/>
+      <w:r>
+        <w:t>SSHService.cs</w:t>
+      </w:r>
+      <w:proofErr w:type="spellEnd"/>
+      <w:r>
+        <w:t xml:space="preserve">         # Сервис SSH подключения</w:t>
+      </w:r>
+    </w:p>
+    <w:p>
+      <w:r>
+        <w:t xml:space="preserve">│   └── </w:t>
+      </w:r>
+      <w:proofErr w:type="spellStart"/>
+      <w:r>
+        <w:t>TimeCommandsService.cs</w:t>
+      </w:r>
+      <w:proofErr w:type="spellEnd"/>
+      <w:r>
+        <w:t xml:space="preserve"> # Сервис команд времени</w:t>
       </w:r>
     </w:p>
     <w:p>
@@ -112,22 +335,68 @@
     </w:p>
     <w:p>
       <w:r>
-        <w:t>├── Forms/                     # Формы Windows Forms</w:t>
-      </w:r>
-    </w:p>
-    <w:p>
-      <w:r>
-        <w:t>│   ├── MainForm.cs           # Основная форма</w:t>
-      </w:r>
-    </w:p>
-    <w:p>
-      <w:r>
-        <w:t>│   ├── MainForm.Designer.cs  # Автогенерируемый код формы</w:t>
-      </w:r>
-    </w:p>
-    <w:p>
-      <w:r>
-        <w:t>│   └── MainForm.resx         # Ресурсы формы</w:t>
+        <w:t xml:space="preserve">├── </w:t>
+      </w:r>
+      <w:proofErr w:type="spellStart"/>
+      <w:r>
+        <w:t>Forms</w:t>
+      </w:r>
+      <w:proofErr w:type="spellEnd"/>
+      <w:r>
+        <w:t xml:space="preserve">/                     # Формы Windows </w:t>
+      </w:r>
+      <w:proofErr w:type="spellStart"/>
+      <w:r>
+        <w:t>Forms</w:t>
+      </w:r>
+      <w:proofErr w:type="spellEnd"/>
+    </w:p>
+    <w:p>
+      <w:r>
+        <w:t xml:space="preserve">│   ├── </w:t>
+      </w:r>
+      <w:proofErr w:type="spellStart"/>
+      <w:r>
+        <w:t>MainForm.cs</w:t>
+      </w:r>
+      <w:proofErr w:type="spellEnd"/>
+      <w:r>
+        <w:t xml:space="preserve">           # Основная форма</w:t>
+      </w:r>
+    </w:p>
+    <w:p>
+      <w:r>
+        <w:lastRenderedPageBreak/>
+        <w:t xml:space="preserve">│   ├── </w:t>
+      </w:r>
+      <w:proofErr w:type="spellStart"/>
+      <w:r>
+        <w:t>MainForm.Designer.cs</w:t>
+      </w:r>
+      <w:proofErr w:type="spellEnd"/>
+      <w:r>
+        <w:t xml:space="preserve">  # </w:t>
+      </w:r>
+      <w:proofErr w:type="spellStart"/>
+      <w:r>
+        <w:t>Автогенерируемый</w:t>
+      </w:r>
+      <w:proofErr w:type="spellEnd"/>
+      <w:r>
+        <w:t xml:space="preserve"> код формы</w:t>
+      </w:r>
+    </w:p>
+    <w:p>
+      <w:r>
+        <w:t xml:space="preserve">│   └── </w:t>
+      </w:r>
+      <w:proofErr w:type="spellStart"/>
+      <w:r>
+        <w:t>MainForm.resx</w:t>
+      </w:r>
+      <w:proofErr w:type="spellEnd"/>
+      <w:r>
+        <w:t xml:space="preserve">         # Ресурсы формы</w:t>
       </w:r>
     </w:p>
     <w:p>
@@ -137,56 +406,573 @@
     </w:p>
     <w:p>
       <w:r>
-        <w:t>├── Managers/                  ← Все регионы как отдельные классы</w:t>
-      </w:r>
-    </w:p>
-    <w:p>
-      <w:r>
-        <w:t>│   ├── LogManager.cs         ← Логирование</w:t>
-      </w:r>
-    </w:p>
-    <w:p>
-      <w:r>
-        <w:t>│   ├── SSHConnectionManager.cs ← SSH подключение</w:t>
-      </w:r>
-    </w:p>
-    <w:p>
-      <w:r>
-        <w:t>│   ├── ConnectionStateManager.cs ← Состояние UI</w:t>
-      </w:r>
-    </w:p>
-    <w:p>
-      <w:r>
-        <w:t>│   ├── TimeCommandsManager.cs ← Команды времени</w:t>
-      </w:r>
-    </w:p>
-    <w:p>
-      <w:r>
-        <w:t xml:space="preserve">│   ├── </w:t>
-      </w:r>
-      <w:r>
-        <w:t>WebServerManager</w:t>
-      </w:r>
-      <w:r>
-        <w:t xml:space="preserve">.cs ← </w:t>
-      </w:r>
-      <w:r>
-        <w:t>Менеджер веб-сервера</w:t>
-      </w:r>
-    </w:p>
-    <w:p>
-      <w:r>
-        <w:t>│   └── SettingsManager.cs    ← Настройки</w:t>
-      </w:r>
-    </w:p>
-    <w:p>
-      <w:r>
-        <w:t>└── bin/                       # Скомпилированные файлы (авто)</w:t>
-      </w:r>
-    </w:p>
-    <w:p>
-      <w:r>
-        <w:t>└── obj/                       # Временные файлы компиляции (авто)</w:t>
+        <w:t xml:space="preserve">├── </w:t>
+      </w:r>
+      <w:proofErr w:type="spellStart"/>
+      <w:r>
+        <w:t>DemoScenarios</w:t>
+      </w:r>
+      <w:proofErr w:type="spellEnd"/>
+      <w:r>
+        <w:t xml:space="preserve">/                     # </w:t>
+      </w:r>
+    </w:p>
+    <w:p>
+      <w:r>
+        <w:t xml:space="preserve">│   ├── </w:t>
+      </w:r>
+      <w:r>
+        <w:t>Demo1</w:t>
+      </w:r>
+      <w:r>
+        <w:t xml:space="preserve"> # папка с набором </w:t>
+      </w:r>
+      <w:r>
+        <w:t>.</w:t>
+      </w:r>
+      <w:proofErr w:type="spellStart"/>
+      <w:r>
+        <w:rPr>
+          <w:lang w:val="en-US"/>
+        </w:rPr>
+        <w:t>json</w:t>
+      </w:r>
+      <w:proofErr w:type="spellEnd"/>
+      <w:r>
+        <w:t xml:space="preserve"> </w:t>
+      </w:r>
+    </w:p>
+    <w:p>
+      <w:r>
+        <w:t xml:space="preserve">│   ├── </w:t>
+      </w:r>
+      <w:r>
+        <w:t>Demo</w:t>
+      </w:r>
+      <w:r>
+        <w:t xml:space="preserve">2 # папка с набором </w:t>
+      </w:r>
+      <w:r>
+        <w:t>.</w:t>
+      </w:r>
+      <w:proofErr w:type="spellStart"/>
+      <w:r>
+        <w:rPr>
+          <w:lang w:val="en-US"/>
+        </w:rPr>
+        <w:t>json</w:t>
+      </w:r>
+      <w:proofErr w:type="spellEnd"/>
+    </w:p>
+    <w:p>
+      <w:r>
+        <w:t xml:space="preserve">│   ├── </w:t>
+      </w:r>
+      <w:r>
+        <w:t>Demo</w:t>
+      </w:r>
+      <w:r>
+        <w:t xml:space="preserve">3 # папка с набором </w:t>
+      </w:r>
+      <w:r>
+        <w:t>.</w:t>
+      </w:r>
+      <w:proofErr w:type="spellStart"/>
+      <w:r>
+        <w:rPr>
+          <w:lang w:val="en-US"/>
+        </w:rPr>
+        <w:t>json</w:t>
+      </w:r>
+      <w:proofErr w:type="spellEnd"/>
+    </w:p>
+    <w:p>
+      <w:r>
+        <w:t xml:space="preserve">│   ├── </w:t>
+      </w:r>
+      <w:r>
+        <w:t>Demo</w:t>
+      </w:r>
+      <w:r>
+        <w:t xml:space="preserve">4 # папка с набором </w:t>
+      </w:r>
+      <w:r>
+        <w:t>.</w:t>
+      </w:r>
+      <w:proofErr w:type="spellStart"/>
+      <w:r>
+        <w:rPr>
+          <w:lang w:val="en-US"/>
+        </w:rPr>
+        <w:t>json</w:t>
+      </w:r>
+      <w:proofErr w:type="spellEnd"/>
+    </w:p>
+    <w:p>
+      <w:r>
+        <w:t>│   ├──</w:t>
+      </w:r>
+      <w:r>
+        <w:t>Demo</w:t>
+      </w:r>
+      <w:r>
+        <w:t xml:space="preserve">5 # папка с набором </w:t>
+      </w:r>
+      <w:r>
+        <w:t>.</w:t>
+      </w:r>
+      <w:proofErr w:type="spellStart"/>
+      <w:r>
+        <w:rPr>
+          <w:lang w:val="en-US"/>
+        </w:rPr>
+        <w:t>json</w:t>
+      </w:r>
+      <w:proofErr w:type="spellEnd"/>
+    </w:p>
+    <w:p>
+      <w:r>
+        <w:t xml:space="preserve">│   └── </w:t>
+      </w:r>
+      <w:r>
+        <w:rPr>
+          <w:lang w:val="en-US"/>
+        </w:rPr>
+        <w:t>demo</w:t>
+      </w:r>
+      <w:r>
+        <w:t xml:space="preserve">-45 </w:t>
+      </w:r>
+      <w:r>
+        <w:t xml:space="preserve"># папка с набором </w:t>
+      </w:r>
+      <w:r>
+        <w:t>.</w:t>
+      </w:r>
+      <w:proofErr w:type="spellStart"/>
+      <w:r>
+        <w:rPr>
+          <w:lang w:val="en-US"/>
+        </w:rPr>
+        <w:t>json</w:t>
+      </w:r>
+      <w:proofErr w:type="spellEnd"/>
+    </w:p>
+    <w:p>
+      <w:r>
+        <w:rPr>
+          <w:lang w:val="en-US"/>
+        </w:rPr>
+        <w:t xml:space="preserve">├── </w:t>
+      </w:r>
+      <w:proofErr w:type="spellStart"/>
+      <w:r>
+        <w:rPr>
+          <w:lang w:val="en-US"/>
+        </w:rPr>
+        <w:t>JsonTemplates</w:t>
+      </w:r>
+      <w:proofErr w:type="spellEnd"/>
+      <w:r>
+        <w:rPr>
+          <w:lang w:val="en-US"/>
+        </w:rPr>
+        <w:t xml:space="preserve">/                     # </w:t>
+      </w:r>
+    </w:p>
+    <w:p>
+      <w:pPr>
+        <w:rPr>
+          <w:lang w:val="en-US"/>
+        </w:rPr>
+      </w:pPr>
+      <w:r>
+        <w:rPr>
+          <w:lang w:val="en-US"/>
+        </w:rPr>
+        <w:t xml:space="preserve">│   ├── </w:t>
+      </w:r>
+      <w:proofErr w:type="spellStart"/>
+      <w:r>
+        <w:rPr>
+          <w:lang w:val="en-US"/>
+        </w:rPr>
+        <w:t>coord.json</w:t>
+      </w:r>
+      <w:proofErr w:type="spellEnd"/>
+      <w:r>
+        <w:rPr>
+          <w:lang w:val="en-US"/>
+        </w:rPr>
+        <w:t xml:space="preserve"> # </w:t>
+      </w:r>
+    </w:p>
+    <w:p>
+      <w:pPr>
+        <w:rPr>
+          <w:lang w:val="en-US"/>
+        </w:rPr>
+      </w:pPr>
+      <w:r>
+        <w:rPr>
+          <w:lang w:val="en-US"/>
+        </w:rPr>
+        <w:t xml:space="preserve">│   ├── </w:t>
+      </w:r>
+      <w:proofErr w:type="spellStart"/>
+      <w:r>
+        <w:rPr>
+          <w:lang w:val="en-US"/>
+        </w:rPr>
+        <w:t>informator.json</w:t>
+      </w:r>
+      <w:proofErr w:type="spellEnd"/>
+      <w:r>
+        <w:rPr>
+          <w:lang w:val="en-US"/>
+        </w:rPr>
+        <w:t xml:space="preserve"># </w:t>
+      </w:r>
+    </w:p>
+    <w:p>
+      <w:pPr>
+        <w:rPr>
+          <w:lang w:val="en-US"/>
+        </w:rPr>
+      </w:pPr>
+      <w:r>
+        <w:rPr>
+          <w:lang w:val="en-US"/>
+        </w:rPr>
+        <w:t xml:space="preserve">│   └── </w:t>
+      </w:r>
+      <w:proofErr w:type="spellStart"/>
+      <w:r>
+        <w:rPr>
+          <w:lang w:val="en-US"/>
+        </w:rPr>
+        <w:t>route.json</w:t>
+      </w:r>
+      <w:proofErr w:type="spellEnd"/>
+      <w:r>
+        <w:rPr>
+          <w:lang w:val="en-US"/>
+        </w:rPr>
+        <w:t xml:space="preserve"> # </w:t>
+      </w:r>
+    </w:p>
+    <w:p>
+      <w:pPr>
+        <w:rPr>
+          <w:lang w:val="en-US"/>
+        </w:rPr>
+      </w:pPr>
+      <w:r>
+        <w:rPr>
+          <w:lang w:val="en-US"/>
+        </w:rPr>
+        <w:t xml:space="preserve">├── Managers/                  ← </w:t>
+      </w:r>
+      <w:r>
+        <w:t>Все</w:t>
+      </w:r>
+      <w:r>
+        <w:rPr>
+          <w:lang w:val="en-US"/>
+        </w:rPr>
+        <w:t xml:space="preserve"> </w:t>
+      </w:r>
+      <w:r>
+        <w:t>регионы</w:t>
+      </w:r>
+      <w:r>
+        <w:rPr>
+          <w:lang w:val="en-US"/>
+        </w:rPr>
+        <w:t xml:space="preserve"> </w:t>
+      </w:r>
+      <w:r>
+        <w:t>как</w:t>
+      </w:r>
+      <w:r>
+        <w:rPr>
+          <w:lang w:val="en-US"/>
+        </w:rPr>
+        <w:t xml:space="preserve"> </w:t>
+      </w:r>
+      <w:r>
+        <w:t>отдельные</w:t>
+      </w:r>
+      <w:r>
+        <w:rPr>
+          <w:lang w:val="en-US"/>
+        </w:rPr>
+        <w:t xml:space="preserve"> </w:t>
+      </w:r>
+      <w:r>
+        <w:t>классы</w:t>
+      </w:r>
+    </w:p>
+    <w:p>
+      <w:pPr>
+        <w:rPr>
+          <w:lang w:val="en-US"/>
+        </w:rPr>
+      </w:pPr>
+      <w:r>
+        <w:rPr>
+          <w:lang w:val="en-US"/>
+        </w:rPr>
+        <w:t xml:space="preserve">│   ├── </w:t>
+      </w:r>
+      <w:proofErr w:type="spellStart"/>
+      <w:r>
+        <w:rPr>
+          <w:lang w:val="en-US"/>
+        </w:rPr>
+        <w:t>LogManager.cs</w:t>
+      </w:r>
+      <w:proofErr w:type="spellEnd"/>
+      <w:r>
+        <w:rPr>
+          <w:lang w:val="en-US"/>
+        </w:rPr>
+        <w:t xml:space="preserve">         ← </w:t>
+      </w:r>
+      <w:r>
+        <w:t>Логирование</w:t>
+      </w:r>
+    </w:p>
+    <w:p>
+      <w:pPr>
+        <w:rPr>
+          <w:lang w:val="en-US"/>
+        </w:rPr>
+      </w:pPr>
+      <w:r>
+        <w:rPr>
+          <w:lang w:val="en-US"/>
+        </w:rPr>
+        <w:t xml:space="preserve">│   ├── </w:t>
+      </w:r>
+      <w:proofErr w:type="spellStart"/>
+      <w:r>
+        <w:rPr>
+          <w:lang w:val="en-US"/>
+        </w:rPr>
+        <w:t>SSHConnectionManager.cs</w:t>
+      </w:r>
+      <w:proofErr w:type="spellEnd"/>
+      <w:r>
+        <w:rPr>
+          <w:lang w:val="en-US"/>
+        </w:rPr>
+        <w:t xml:space="preserve"> ← SSH </w:t>
+      </w:r>
+      <w:r>
+        <w:t>подключение</w:t>
+      </w:r>
+    </w:p>
+    <w:p>
+      <w:r>
+        <w:rPr>
+          <w:lang w:val="en-US"/>
+        </w:rPr>
+        <w:t xml:space="preserve">│   ├── </w:t>
+      </w:r>
+      <w:proofErr w:type="spellStart"/>
+      <w:r>
+        <w:rPr>
+          <w:lang w:val="en-US"/>
+        </w:rPr>
+        <w:t>ConnectionStateManager.cs</w:t>
+      </w:r>
+      <w:proofErr w:type="spellEnd"/>
+      <w:r>
+        <w:rPr>
+          <w:lang w:val="en-US"/>
+        </w:rPr>
+        <w:t xml:space="preserve"> ← </w:t>
+      </w:r>
+      <w:r>
+        <w:t>Состояние</w:t>
+      </w:r>
+      <w:r>
+        <w:rPr>
+          <w:lang w:val="en-US"/>
+        </w:rPr>
+        <w:t xml:space="preserve"> UI</w:t>
+      </w:r>
+    </w:p>
+    <w:p>
+      <w:r>
+        <w:rPr>
+          <w:lang w:val="en-US"/>
+        </w:rPr>
+        <w:t xml:space="preserve">│   ├── </w:t>
+      </w:r>
+      <w:proofErr w:type="spellStart"/>
+      <w:r>
+        <w:rPr>
+          <w:lang w:val="en-US"/>
+        </w:rPr>
+        <w:t>DemoScenarioManager</w:t>
+      </w:r>
+      <w:r>
+        <w:rPr>
+          <w:lang w:val="en-US"/>
+        </w:rPr>
+        <w:t>.cs</w:t>
+      </w:r>
+      <w:proofErr w:type="spellEnd"/>
+      <w:r>
+        <w:rPr>
+          <w:lang w:val="en-US"/>
+        </w:rPr>
+        <w:t xml:space="preserve"> ← </w:t>
+      </w:r>
+    </w:p>
+    <w:p>
+      <w:pPr>
+        <w:rPr>
+          <w:lang w:val="en-US"/>
+        </w:rPr>
+      </w:pPr>
+      <w:r>
+        <w:rPr>
+          <w:lang w:val="en-US"/>
+        </w:rPr>
+        <w:t xml:space="preserve">│   ├── </w:t>
+      </w:r>
+      <w:proofErr w:type="spellStart"/>
+      <w:r>
+        <w:rPr>
+          <w:lang w:val="en-US"/>
+        </w:rPr>
+        <w:t>TimeCommandsManager.cs</w:t>
+      </w:r>
+      <w:proofErr w:type="spellEnd"/>
+      <w:r>
+        <w:rPr>
+          <w:lang w:val="en-US"/>
+        </w:rPr>
+        <w:t xml:space="preserve"> ← </w:t>
+      </w:r>
+      <w:r>
+        <w:t>Команды</w:t>
+      </w:r>
+      <w:r>
+        <w:rPr>
+          <w:lang w:val="en-US"/>
+        </w:rPr>
+        <w:t xml:space="preserve"> </w:t>
+      </w:r>
+      <w:r>
+        <w:t>времени</w:t>
+      </w:r>
+    </w:p>
+    <w:p>
+      <w:pPr>
+        <w:rPr>
+          <w:lang w:val="en-US"/>
+        </w:rPr>
+      </w:pPr>
+      <w:r>
+        <w:rPr>
+          <w:lang w:val="en-US"/>
+        </w:rPr>
+        <w:t xml:space="preserve">│   ├── </w:t>
+      </w:r>
+      <w:proofErr w:type="spellStart"/>
+      <w:r>
+        <w:rPr>
+          <w:lang w:val="en-US"/>
+        </w:rPr>
+        <w:t>WebServerManager.cs</w:t>
+      </w:r>
+      <w:proofErr w:type="spellEnd"/>
+      <w:r>
+        <w:rPr>
+          <w:lang w:val="en-US"/>
+        </w:rPr>
+        <w:t xml:space="preserve"> ← </w:t>
+      </w:r>
+      <w:r>
+        <w:t>Менеджер</w:t>
+      </w:r>
+      <w:r>
+        <w:rPr>
+          <w:lang w:val="en-US"/>
+        </w:rPr>
+        <w:t xml:space="preserve"> </w:t>
+      </w:r>
+      <w:r>
+        <w:t>веб</w:t>
+      </w:r>
+      <w:r>
+        <w:rPr>
+          <w:lang w:val="en-US"/>
+        </w:rPr>
+        <w:t>-</w:t>
+      </w:r>
+      <w:r>
+        <w:t>сервера</w:t>
+      </w:r>
+    </w:p>
+    <w:p>
+      <w:pPr>
+        <w:rPr>
+          <w:lang w:val="en-US"/>
+        </w:rPr>
+      </w:pPr>
+      <w:r>
+        <w:rPr>
+          <w:lang w:val="en-US"/>
+        </w:rPr>
+        <w:t xml:space="preserve">│   └── </w:t>
+      </w:r>
+      <w:proofErr w:type="spellStart"/>
+      <w:r>
+        <w:rPr>
+          <w:lang w:val="en-US"/>
+        </w:rPr>
+        <w:t>SettingsManager.cs</w:t>
+      </w:r>
+      <w:proofErr w:type="spellEnd"/>
+      <w:r>
+        <w:rPr>
+          <w:lang w:val="en-US"/>
+        </w:rPr>
+        <w:t xml:space="preserve">    ← </w:t>
+      </w:r>
+      <w:r>
+        <w:t>Настройки</w:t>
+      </w:r>
+    </w:p>
+    <w:p>
+      <w:r>
+        <w:t xml:space="preserve">└── </w:t>
+      </w:r>
+      <w:proofErr w:type="spellStart"/>
+      <w:r>
+        <w:t>bin</w:t>
+      </w:r>
+      <w:proofErr w:type="spellEnd"/>
+      <w:r>
+        <w:t>/                       # Скомпилированные файлы (авто)</w:t>
+      </w:r>
+    </w:p>
+    <w:p>
+      <w:r>
+        <w:t xml:space="preserve">└── </w:t>
+      </w:r>
+      <w:proofErr w:type="spellStart"/>
+      <w:r>
+        <w:t>obj</w:t>
+      </w:r>
+      <w:proofErr w:type="spellEnd"/>
+      <w:r>
+        <w:t>/                       # Временные файлы компиляции (авто)</w:t>
       </w:r>
     </w:p>
     <w:sectPr>

--- a/структура.docx
+++ b/структура.docx
@@ -44,32 +44,370 @@
       </w:r>
       <w:proofErr w:type="spellStart"/>
       <w:r>
+        <w:rPr>
+          <w:b/>
+          <w:bCs/>
+        </w:rPr>
         <w:t>Configs</w:t>
       </w:r>
       <w:proofErr w:type="spellEnd"/>
       <w:r>
-        <w:t>/                   # Конфигурации (SOLID - каждый конфиг отдельно)</w:t>
-      </w:r>
-    </w:p>
-    <w:p>
+        <w:rPr>
+          <w:b/>
+          <w:bCs/>
+        </w:rPr>
+        <w:t>/</w:t>
+      </w:r>
+      <w:r>
+        <w:t xml:space="preserve">                   # Конфигурации (SOLID - каждый конфиг отдельно)</w:t>
+      </w:r>
+    </w:p>
+    <w:p>
+      <w:pPr>
+        <w:rPr>
+          <w:lang w:val="en-US"/>
+        </w:rPr>
+      </w:pPr>
       <w:r>
         <w:t xml:space="preserve">│   ├── </w:t>
       </w:r>
       <w:proofErr w:type="spellStart"/>
       <w:r>
+        <w:rPr>
+          <w:b/>
+          <w:bCs/>
+        </w:rPr>
         <w:t>AppConfig.cs</w:t>
       </w:r>
       <w:proofErr w:type="spellEnd"/>
       <w:r>
-        <w:t xml:space="preserve">          # Основной конфиг приложения</w:t>
-      </w:r>
-    </w:p>
-    <w:p>
-      <w:r>
+        <w:t xml:space="preserve">          # </w:t>
+      </w:r>
+      <w:proofErr w:type="spellStart"/>
+      <w:r>
+        <w:t>орневой</w:t>
+      </w:r>
+      <w:proofErr w:type="spellEnd"/>
+      <w:r>
+        <w:t xml:space="preserve"> класс конфигурации приложения, объединяющий настройки для SSH-подключения к устройству </w:t>
+      </w:r>
+      <w:proofErr w:type="spellStart"/>
+      <w:r>
+        <w:t>Beelink</w:t>
+      </w:r>
+      <w:proofErr w:type="spellEnd"/>
+      <w:r>
+        <w:t xml:space="preserve">, веб-сервера и </w:t>
+      </w:r>
+      <w:proofErr w:type="spellStart"/>
+      <w:r>
+        <w:t>USRTransfer</w:t>
+      </w:r>
+      <w:proofErr w:type="spellEnd"/>
+      <w:r>
+        <w:t xml:space="preserve"> (очевидно, ещё одного устройства/протокола). В будущем сюда можно добавлять другие секции.</w:t>
+      </w:r>
+    </w:p>
+    <w:p>
+      <w:pPr>
+        <w:rPr>
+          <w:lang w:val="en-US"/>
+        </w:rPr>
+      </w:pPr>
+      <w:r>
+        <w:rPr>
+          <w:lang w:val="en-US"/>
+        </w:rPr>
         <w:t xml:space="preserve">│   ├── </w:t>
       </w:r>
       <w:proofErr w:type="spellStart"/>
       <w:r>
+        <w:rPr>
+          <w:b/>
+          <w:bCs/>
+          <w:lang w:val="en-US"/>
+        </w:rPr>
+        <w:t>DemoConfig.cs</w:t>
+      </w:r>
+      <w:proofErr w:type="spellEnd"/>
+      <w:r>
+        <w:rPr>
+          <w:lang w:val="en-US"/>
+        </w:rPr>
+        <w:t xml:space="preserve">          # </w:t>
+      </w:r>
+      <w:r>
+        <w:t>задаёт</w:t>
+      </w:r>
+      <w:r>
+        <w:rPr>
+          <w:lang w:val="en-US"/>
+        </w:rPr>
+        <w:t xml:space="preserve"> </w:t>
+      </w:r>
+      <w:r>
+        <w:t>пути</w:t>
+      </w:r>
+      <w:r>
+        <w:rPr>
+          <w:lang w:val="en-US"/>
+        </w:rPr>
+        <w:t xml:space="preserve"> </w:t>
+      </w:r>
+      <w:r>
+        <w:t>к</w:t>
+      </w:r>
+      <w:r>
+        <w:rPr>
+          <w:lang w:val="en-US"/>
+        </w:rPr>
+        <w:t xml:space="preserve"> </w:t>
+      </w:r>
+      <w:r>
+        <w:t>папкам</w:t>
+      </w:r>
+      <w:r>
+        <w:rPr>
+          <w:lang w:val="en-US"/>
+        </w:rPr>
+        <w:t> </w:t>
+      </w:r>
+      <w:proofErr w:type="spellStart"/>
+      <w:r>
+        <w:rPr>
+          <w:lang w:val="en-US"/>
+        </w:rPr>
+        <w:t>DemoScenarios</w:t>
+      </w:r>
+      <w:proofErr w:type="spellEnd"/>
+      <w:r>
+        <w:rPr>
+          <w:lang w:val="en-US"/>
+        </w:rPr>
+        <w:t> </w:t>
+      </w:r>
+      <w:r>
+        <w:t>и</w:t>
+      </w:r>
+      <w:r>
+        <w:rPr>
+          <w:lang w:val="en-US"/>
+        </w:rPr>
+        <w:t> </w:t>
+      </w:r>
+      <w:proofErr w:type="spellStart"/>
+      <w:r>
+        <w:rPr>
+          <w:lang w:val="en-US"/>
+        </w:rPr>
+        <w:t>JsonTemplates</w:t>
+      </w:r>
+      <w:proofErr w:type="spellEnd"/>
+      <w:r>
+        <w:rPr>
+          <w:lang w:val="en-US"/>
+        </w:rPr>
+        <w:t xml:space="preserve">, </w:t>
+      </w:r>
+      <w:r>
+        <w:t>а</w:t>
+      </w:r>
+      <w:r>
+        <w:rPr>
+          <w:lang w:val="en-US"/>
+        </w:rPr>
+        <w:t xml:space="preserve"> </w:t>
+      </w:r>
+      <w:r>
+        <w:t>также</w:t>
+      </w:r>
+      <w:r>
+        <w:rPr>
+          <w:lang w:val="en-US"/>
+        </w:rPr>
+        <w:t xml:space="preserve"> </w:t>
+      </w:r>
+      <w:r>
+        <w:t>список</w:t>
+      </w:r>
+      <w:r>
+        <w:rPr>
+          <w:lang w:val="en-US"/>
+        </w:rPr>
+        <w:t xml:space="preserve"> </w:t>
+      </w:r>
+      <w:r>
+        <w:t>доступных</w:t>
+      </w:r>
+      <w:r>
+        <w:rPr>
+          <w:lang w:val="en-US"/>
+        </w:rPr>
+        <w:t xml:space="preserve"> </w:t>
+      </w:r>
+      <w:r>
+        <w:t>имён</w:t>
+      </w:r>
+      <w:r>
+        <w:rPr>
+          <w:lang w:val="en-US"/>
+        </w:rPr>
+        <w:t xml:space="preserve"> </w:t>
+      </w:r>
+      <w:r>
+        <w:t>сценариев</w:t>
+      </w:r>
+      <w:r>
+        <w:rPr>
+          <w:lang w:val="en-US"/>
+        </w:rPr>
+        <w:t xml:space="preserve"> (demo-1...demo-45). </w:t>
+      </w:r>
+      <w:r>
+        <w:t>Используется</w:t>
+      </w:r>
+      <w:r>
+        <w:rPr>
+          <w:lang w:val="en-US"/>
+        </w:rPr>
+        <w:t> </w:t>
+      </w:r>
+      <w:proofErr w:type="spellStart"/>
+      <w:r>
+        <w:rPr>
+          <w:lang w:val="en-US"/>
+        </w:rPr>
+        <w:t>DemoFileService</w:t>
+      </w:r>
+      <w:proofErr w:type="spellEnd"/>
+      <w:r>
+        <w:rPr>
+          <w:lang w:val="en-US"/>
+        </w:rPr>
+        <w:t> </w:t>
+      </w:r>
+      <w:r>
+        <w:t>для</w:t>
+      </w:r>
+      <w:r>
+        <w:rPr>
+          <w:lang w:val="en-US"/>
+        </w:rPr>
+        <w:t xml:space="preserve"> </w:t>
+      </w:r>
+      <w:r>
+        <w:t>навигации</w:t>
+      </w:r>
+      <w:r>
+        <w:rPr>
+          <w:lang w:val="en-US"/>
+        </w:rPr>
+        <w:t xml:space="preserve"> </w:t>
+      </w:r>
+      <w:r>
+        <w:t>по</w:t>
+      </w:r>
+      <w:r>
+        <w:rPr>
+          <w:lang w:val="en-US"/>
+        </w:rPr>
+        <w:t xml:space="preserve"> </w:t>
+      </w:r>
+      <w:r>
+        <w:t>файловой</w:t>
+      </w:r>
+      <w:r>
+        <w:rPr>
+          <w:lang w:val="en-US"/>
+        </w:rPr>
+        <w:t xml:space="preserve"> </w:t>
+      </w:r>
+      <w:r>
+        <w:t>структуре</w:t>
+      </w:r>
+      <w:r>
+        <w:rPr>
+          <w:lang w:val="en-US"/>
+        </w:rPr>
+        <w:t>.</w:t>
+      </w:r>
+    </w:p>
+    <w:p>
+      <w:r>
+        <w:t xml:space="preserve">│   ├── </w:t>
+      </w:r>
+      <w:proofErr w:type="spellStart"/>
+      <w:r>
+        <w:rPr>
+          <w:b/>
+          <w:bCs/>
+          <w:lang w:val="en-US"/>
+        </w:rPr>
+        <w:t>USRCommands</w:t>
+      </w:r>
+      <w:proofErr w:type="spellEnd"/>
+      <w:r>
+        <w:rPr>
+          <w:b/>
+          <w:bCs/>
+        </w:rPr>
+        <w:t>.</w:t>
+      </w:r>
+      <w:r>
+        <w:rPr>
+          <w:b/>
+          <w:bCs/>
+          <w:lang w:val="en-US"/>
+        </w:rPr>
+        <w:t>cs</w:t>
+      </w:r>
+      <w:r>
+        <w:t xml:space="preserve">          # статический класс, генерирующий байтовые команды для настройки USR-устройства: установка скорости (4800–115200), сохранение настроек и перезагрузка. Используется для конфигурирования устройства через последовательный порт.</w:t>
+      </w:r>
+    </w:p>
+    <w:p>
+      <w:r>
+        <w:t xml:space="preserve">│   ├── </w:t>
+      </w:r>
+      <w:proofErr w:type="spellStart"/>
+      <w:r>
+        <w:rPr>
+          <w:b/>
+          <w:bCs/>
+          <w:lang w:val="en-US"/>
+        </w:rPr>
+        <w:t>USRTransferConfig</w:t>
+      </w:r>
+      <w:proofErr w:type="spellEnd"/>
+      <w:r>
+        <w:rPr>
+          <w:b/>
+          <w:bCs/>
+        </w:rPr>
+        <w:t>.</w:t>
+      </w:r>
+      <w:r>
+        <w:rPr>
+          <w:b/>
+          <w:bCs/>
+          <w:lang w:val="en-US"/>
+        </w:rPr>
+        <w:t>cs</w:t>
+      </w:r>
+      <w:r>
+        <w:t xml:space="preserve">          # хранит IP-адрес (по умолчанию 172.16.8.5) и порт (20108) для подключения к USR-устройству при передаче данных.</w:t>
+      </w:r>
+    </w:p>
+    <w:p>
+      <w:r>
+        <w:t xml:space="preserve">│   ├── </w:t>
+      </w:r>
+      <w:proofErr w:type="spellStart"/>
+      <w:r>
+        <w:rPr>
+          <w:b/>
+          <w:bCs/>
+        </w:rPr>
         <w:t>WebServerConfig.cs</w:t>
       </w:r>
       <w:proofErr w:type="spellEnd"/>
@@ -83,7 +421,7 @@
         <w:t xml:space="preserve"> </w:t>
       </w:r>
       <w:r>
-        <w:t>Конфиг веб-сервера</w:t>
+        <w:t>ранит настройки встроенного веб-сервера: IP-адрес для привязки (по умолчанию "*" — все интерфейсы) и порт (по умолчанию 8080).</w:t>
       </w:r>
     </w:p>
     <w:p>
@@ -92,11 +430,34 @@
       </w:r>
       <w:proofErr w:type="spellStart"/>
       <w:r>
+        <w:rPr>
+          <w:b/>
+          <w:bCs/>
+        </w:rPr>
         <w:t>SSHConfig.cs</w:t>
       </w:r>
       <w:proofErr w:type="spellEnd"/>
       <w:r>
-        <w:t xml:space="preserve">          # Конфиг SSH подключения</w:t>
+        <w:t xml:space="preserve">          # </w:t>
+      </w:r>
+      <w:r>
+        <w:t>настройки SSH-подключения: IP-адрес (по умолчанию 172.16.8.5), порт (2323), логин и пароли для пользователей </w:t>
+      </w:r>
+      <w:proofErr w:type="spellStart"/>
+      <w:r>
+        <w:t>user</w:t>
+      </w:r>
+      <w:proofErr w:type="spellEnd"/>
+      <w:r>
+        <w:t> и </w:t>
+      </w:r>
+      <w:proofErr w:type="spellStart"/>
+      <w:r>
+        <w:t>root</w:t>
+      </w:r>
+      <w:proofErr w:type="spellEnd"/>
+      <w:r>
+        <w:t>. Используется для автоматизации команд на удалённой машине.</w:t>
       </w:r>
     </w:p>
     <w:p>
@@ -105,8 +466,23 @@
       </w:r>
     </w:p>
     <w:p>
-      <w:r>
-        <w:t>├── Services/                  # Сервисы (бизнес-логика)</w:t>
+      <w:pPr>
+        <w:rPr>
+          <w:lang w:val="en-US"/>
+        </w:rPr>
+      </w:pPr>
+      <w:r>
+        <w:t xml:space="preserve">├── </w:t>
+      </w:r>
+      <w:r>
+        <w:rPr>
+          <w:b/>
+          <w:bCs/>
+        </w:rPr>
+        <w:t>Services/</w:t>
+      </w:r>
+      <w:r>
+        <w:t xml:space="preserve">                  # Сервисы (бизнес-логика)</w:t>
       </w:r>
     </w:p>
     <w:p>
@@ -115,11 +491,52 @@
       </w:r>
       <w:proofErr w:type="spellStart"/>
       <w:r>
+        <w:rPr>
+          <w:b/>
+          <w:bCs/>
+        </w:rPr>
         <w:t>ConfigService.cs</w:t>
       </w:r>
       <w:proofErr w:type="spellEnd"/>
       <w:r>
-        <w:t xml:space="preserve">      # Сервис работы с конфигами</w:t>
+        <w:t xml:space="preserve">      # </w:t>
+      </w:r>
+      <w:r>
+        <w:t>статический сервис для загрузки и сохранения конфигурации приложения (</w:t>
+      </w:r>
+      <w:proofErr w:type="spellStart"/>
+      <w:r>
+        <w:t>AppConfig</w:t>
+      </w:r>
+      <w:proofErr w:type="spellEnd"/>
+      <w:r>
+        <w:t>) в файл </w:t>
+      </w:r>
+      <w:proofErr w:type="spellStart"/>
+      <w:proofErr w:type="gramStart"/>
+      <w:r>
+        <w:t>config.json</w:t>
+      </w:r>
+      <w:proofErr w:type="spellEnd"/>
+      <w:proofErr w:type="gramEnd"/>
+      <w:r>
+        <w:t>. Автоматически загружает настройки при первом обращении через свойство </w:t>
+      </w:r>
+      <w:proofErr w:type="spellStart"/>
+      <w:r>
+        <w:t>Config</w:t>
+      </w:r>
+      <w:proofErr w:type="spellEnd"/>
+      <w:r>
+        <w:t>. При отсутствии файла или ошибке создаёт новый экземпляр </w:t>
+      </w:r>
+      <w:proofErr w:type="spellStart"/>
+      <w:r>
+        <w:t>AppConfig</w:t>
+      </w:r>
+      <w:proofErr w:type="spellEnd"/>
+      <w:r>
+        <w:t> с значениями по умолчанию.</w:t>
       </w:r>
     </w:p>
     <w:p>
@@ -128,15 +545,38 @@
       </w:r>
       <w:proofErr w:type="spellStart"/>
       <w:r>
+        <w:rPr>
+          <w:b/>
+          <w:bCs/>
+        </w:rPr>
         <w:t>DemoScenarios</w:t>
       </w:r>
       <w:proofErr w:type="spellEnd"/>
-      <w:r>
+      <w:proofErr w:type="gramStart"/>
+      <w:r>
+        <w:rPr>
+          <w:b/>
+          <w:bCs/>
+        </w:rPr>
         <w:t>/</w:t>
       </w:r>
-    </w:p>
-    <w:p>
-      <w:r>
+      <w:r>
+        <w:t xml:space="preserve">  </w:t>
+      </w:r>
+      <w:r>
+        <w:t>#</w:t>
+      </w:r>
+      <w:proofErr w:type="gramEnd"/>
+      <w:r>
+        <w:t xml:space="preserve">  </w:t>
+      </w:r>
+      <w:r>
+        <w:t>хранит классы-сценарии (Demo1Scenario…Demo45Scenario), каждый из которых определяет последовательность шагов (копирование JSON-файлов маршрутов, остановок, координат и задержки) для воспроизведения демонстрационных маршрутов.</w:t>
+      </w:r>
+    </w:p>
+    <w:p>
+      <w:r>
+        <w:lastRenderedPageBreak/>
         <w:t>│   │   ├── Demo1Scenario.cs</w:t>
       </w:r>
     </w:p>
@@ -167,24 +607,466 @@
       </w:r>
     </w:p>
     <w:p>
+      <w:pPr>
+        <w:rPr>
+          <w:lang w:val="en-US"/>
+        </w:rPr>
+      </w:pPr>
       <w:r>
         <w:t>│   │   └── Demo5Scenario.cs</w:t>
       </w:r>
     </w:p>
     <w:p>
-      <w:r>
+      <w:pPr>
+        <w:rPr>
+          <w:lang w:val="en-US"/>
+        </w:rPr>
+      </w:pPr>
+      <w:r>
+        <w:rPr>
+          <w:lang w:val="en-US"/>
+        </w:rPr>
         <w:t xml:space="preserve">│   ├── </w:t>
       </w:r>
       <w:proofErr w:type="spellStart"/>
       <w:r>
+        <w:rPr>
+          <w:b/>
+          <w:bCs/>
+          <w:lang w:val="en-US"/>
+        </w:rPr>
+        <w:t>USRTransfer</w:t>
+      </w:r>
+      <w:proofErr w:type="spellEnd"/>
+      <w:r>
+        <w:rPr>
+          <w:b/>
+          <w:bCs/>
+          <w:lang w:val="en-US"/>
+        </w:rPr>
+        <w:t xml:space="preserve"> </w:t>
+      </w:r>
+      <w:r>
+        <w:rPr>
+          <w:b/>
+          <w:bCs/>
+          <w:lang w:val="en-US"/>
+        </w:rPr>
+        <w:t>/</w:t>
+      </w:r>
+    </w:p>
+    <w:p>
+      <w:pPr>
+        <w:rPr>
+          <w:lang w:val="en-US"/>
+        </w:rPr>
+      </w:pPr>
+      <w:r>
+        <w:rPr>
+          <w:lang w:val="en-US"/>
+        </w:rPr>
+        <w:t>│   │   ├── #</w:t>
+      </w:r>
+    </w:p>
+    <w:p>
+      <w:pPr>
+        <w:rPr>
+          <w:lang w:val="en-US"/>
+        </w:rPr>
+      </w:pPr>
+      <w:r>
+        <w:rPr>
+          <w:lang w:val="en-US"/>
+        </w:rPr>
+        <w:t>│   │   ├── #</w:t>
+      </w:r>
+    </w:p>
+    <w:p>
+      <w:pPr>
+        <w:rPr>
+          <w:lang w:val="en-US"/>
+        </w:rPr>
+      </w:pPr>
+      <w:r>
+        <w:rPr>
+          <w:lang w:val="en-US"/>
+        </w:rPr>
+        <w:t xml:space="preserve">│   │   ├── # </w:t>
+      </w:r>
+    </w:p>
+    <w:p>
+      <w:pPr>
+        <w:rPr>
+          <w:lang w:val="en-US"/>
+        </w:rPr>
+      </w:pPr>
+      <w:r>
+        <w:rPr>
+          <w:lang w:val="en-US"/>
+        </w:rPr>
+        <w:t xml:space="preserve">│   │   ├── # </w:t>
+      </w:r>
+    </w:p>
+    <w:p>
+      <w:pPr>
+        <w:rPr>
+          <w:lang w:val="en-US"/>
+        </w:rPr>
+      </w:pPr>
+      <w:r>
+        <w:rPr>
+          <w:lang w:val="en-US"/>
+        </w:rPr>
+        <w:t>│   │   └── #</w:t>
+      </w:r>
+    </w:p>
+    <w:p>
+      <w:pPr>
+        <w:rPr>
+          <w:lang w:val="en-US"/>
+        </w:rPr>
+      </w:pPr>
+      <w:r>
+        <w:rPr>
+          <w:lang w:val="en-US"/>
+        </w:rPr>
+        <w:t xml:space="preserve">│   ├── </w:t>
+      </w:r>
+      <w:proofErr w:type="spellStart"/>
+      <w:r>
+        <w:rPr>
+          <w:b/>
+          <w:bCs/>
+          <w:lang w:val="en-US"/>
+        </w:rPr>
+        <w:t>Demoscripts</w:t>
+      </w:r>
+      <w:proofErr w:type="spellEnd"/>
+      <w:r>
+        <w:rPr>
+          <w:b/>
+          <w:bCs/>
+          <w:lang w:val="en-US"/>
+        </w:rPr>
+        <w:t>/</w:t>
+      </w:r>
+    </w:p>
+    <w:p>
+      <w:r>
+        <w:t xml:space="preserve">│   │   ├── </w:t>
+      </w:r>
+      <w:proofErr w:type="spellStart"/>
+      <w:r>
+        <w:rPr>
+          <w:b/>
+          <w:bCs/>
+        </w:rPr>
+        <w:t>DemoFileService.cs</w:t>
+      </w:r>
+      <w:proofErr w:type="spellEnd"/>
+      <w:r>
+        <w:t xml:space="preserve">      </w:t>
+      </w:r>
+      <w:r>
+        <w:t xml:space="preserve"># </w:t>
+      </w:r>
+      <w:r>
+        <w:t>вспомогательный слой для доступа к файловой структуре демо-сценариев.</w:t>
+      </w:r>
+    </w:p>
+    <w:p>
+      <w:r>
+        <w:t xml:space="preserve">│   │   ├── </w:t>
+      </w:r>
+      <w:proofErr w:type="spellStart"/>
+      <w:r>
+        <w:rPr>
+          <w:b/>
+          <w:bCs/>
+        </w:rPr>
+        <w:t>DemoScenarioService.cs</w:t>
+      </w:r>
+      <w:proofErr w:type="spellEnd"/>
+      <w:r>
+        <w:t xml:space="preserve">      </w:t>
+      </w:r>
+      <w:proofErr w:type="gramStart"/>
+      <w:r>
+        <w:t xml:space="preserve"># </w:t>
+      </w:r>
+      <w:r>
+        <w:t> управляет</w:t>
+      </w:r>
+      <w:proofErr w:type="gramEnd"/>
+      <w:r>
+        <w:t xml:space="preserve"> выполнением демо-сценариев: запускает, останавливает, выполняет шаги (однократные и циклические), копирует файлы через </w:t>
+      </w:r>
+      <w:proofErr w:type="spellStart"/>
+      <w:r>
+        <w:t>DemoFileService</w:t>
+      </w:r>
+      <w:proofErr w:type="spellEnd"/>
+      <w:r>
+        <w:t> и оповещает UI о прогрессе через события.</w:t>
+      </w:r>
+    </w:p>
+    <w:p>
+      <w:r>
+        <w:t xml:space="preserve">│   │   ├── </w:t>
+      </w:r>
+      <w:proofErr w:type="spellStart"/>
+      <w:r>
+        <w:rPr>
+          <w:b/>
+          <w:bCs/>
+        </w:rPr>
+        <w:t>IDemoFileService.cs</w:t>
+      </w:r>
+      <w:proofErr w:type="spellEnd"/>
+      <w:r>
+        <w:t xml:space="preserve">      </w:t>
+      </w:r>
+      <w:r>
+        <w:t xml:space="preserve"># </w:t>
+      </w:r>
+      <w:r>
+        <w:t>Интерфейс </w:t>
+      </w:r>
+      <w:proofErr w:type="spellStart"/>
+      <w:r>
+        <w:t>IDemoFileService</w:t>
+      </w:r>
+      <w:proofErr w:type="spellEnd"/>
+      <w:r>
+        <w:t> задаёт операции для доступа к файлам сценариев: получить путь сценария, скопировать, проверить наличие, прочитать файл и список доступных сценариев. Нужен для слабой связности и подмены реализации (например, для тестов).</w:t>
+      </w:r>
+    </w:p>
+    <w:p>
+      <w:r>
+        <w:t xml:space="preserve">│   │   ├── </w:t>
+      </w:r>
+      <w:proofErr w:type="spellStart"/>
+      <w:r>
+        <w:rPr>
+          <w:b/>
+          <w:bCs/>
+        </w:rPr>
+        <w:t>IDemoScenarioService.cs</w:t>
+      </w:r>
+      <w:proofErr w:type="spellEnd"/>
+      <w:r>
+        <w:t xml:space="preserve">      </w:t>
+      </w:r>
+      <w:r>
+        <w:t xml:space="preserve"># </w:t>
+      </w:r>
+      <w:r>
+        <w:t xml:space="preserve">задаёт API для управления демо-сценариями: запуск/остановка, проверка состояния, список доступных сценариев и события для уведомления UI о прогрессе и смене статуса. Используется для инверсии зависимостей в </w:t>
+      </w:r>
+      <w:proofErr w:type="spellStart"/>
+      <w:r>
+        <w:t>WinForms</w:t>
+      </w:r>
+      <w:proofErr w:type="spellEnd"/>
+    </w:p>
+    <w:p>
+      <w:r>
+        <w:t xml:space="preserve">│   │   ├── </w:t>
+      </w:r>
+      <w:proofErr w:type="spellStart"/>
+      <w:r>
+        <w:rPr>
+          <w:b/>
+          <w:bCs/>
+        </w:rPr>
+        <w:t>IScenario.cs</w:t>
+      </w:r>
+      <w:proofErr w:type="spellEnd"/>
+      <w:r>
+        <w:t xml:space="preserve">      </w:t>
+      </w:r>
+      <w:r>
+        <w:t xml:space="preserve"># </w:t>
+      </w:r>
+      <w:proofErr w:type="spellStart"/>
+      <w:r>
+        <w:t>писывает</w:t>
+      </w:r>
+      <w:proofErr w:type="spellEnd"/>
+      <w:r>
+        <w:t xml:space="preserve"> структуру демо-сценария: имя, описание и список шагов (</w:t>
+      </w:r>
+      <w:proofErr w:type="spellStart"/>
+      <w:r>
+        <w:t>ScenarioStep</w:t>
+      </w:r>
+      <w:proofErr w:type="spellEnd"/>
+      <w:r>
+        <w:t>). Каждый конкретный сценарий (Demo1Scenario и т.д.) реализует его, определяя свою последовательность действий.</w:t>
+      </w:r>
+    </w:p>
+    <w:p>
+      <w:r>
+        <w:t xml:space="preserve">│   │   └── </w:t>
+      </w:r>
+      <w:proofErr w:type="spellStart"/>
+      <w:r>
+        <w:rPr>
+          <w:b/>
+          <w:bCs/>
+        </w:rPr>
+        <w:t>ScenarioStep.cs</w:t>
+      </w:r>
+      <w:proofErr w:type="spellEnd"/>
+      <w:r>
+        <w:t xml:space="preserve">  </w:t>
+      </w:r>
+      <w:r>
+        <w:t xml:space="preserve"> # </w:t>
+      </w:r>
+      <w:proofErr w:type="spellStart"/>
+      <w:r>
+        <w:t>писывает</w:t>
+      </w:r>
+      <w:proofErr w:type="spellEnd"/>
+      <w:r>
+        <w:t xml:space="preserve"> один шаг сценария: какой файл откуда скопировать (</w:t>
+      </w:r>
+      <w:proofErr w:type="spellStart"/>
+      <w:r>
+        <w:t>SourceFile</w:t>
+      </w:r>
+      <w:proofErr w:type="spellEnd"/>
+      <w:r>
+        <w:t> → </w:t>
+      </w:r>
+      <w:proofErr w:type="spellStart"/>
+      <w:r>
+        <w:t>TargetFile</w:t>
+      </w:r>
+      <w:proofErr w:type="spellEnd"/>
+      <w:r>
+        <w:t>), задержку после выполнения (</w:t>
+      </w:r>
+      <w:proofErr w:type="spellStart"/>
+      <w:r>
+        <w:t>DelayMs</w:t>
+      </w:r>
+      <w:proofErr w:type="spellEnd"/>
+      <w:r>
+        <w:t>), режим выполнения (</w:t>
+      </w:r>
+      <w:proofErr w:type="spellStart"/>
+      <w:r>
+        <w:t>Once</w:t>
+      </w:r>
+      <w:proofErr w:type="spellEnd"/>
+      <w:r>
+        <w:t> или </w:t>
+      </w:r>
+      <w:proofErr w:type="spellStart"/>
+      <w:r>
+        <w:t>PerLoop</w:t>
+      </w:r>
+      <w:proofErr w:type="spellEnd"/>
+      <w:r>
+        <w:t>) и текстовое описание.</w:t>
+      </w:r>
+      <w:r>
+        <w:br/>
+      </w:r>
+      <w:proofErr w:type="spellStart"/>
+      <w:r>
+        <w:lastRenderedPageBreak/>
+        <w:t>StepExecutionMode</w:t>
+      </w:r>
+      <w:proofErr w:type="spellEnd"/>
+      <w:r>
+        <w:t> определяет, выполнится шаг один раз при запуске (</w:t>
+      </w:r>
+      <w:proofErr w:type="spellStart"/>
+      <w:r>
+        <w:t>Once</w:t>
+      </w:r>
+      <w:proofErr w:type="spellEnd"/>
+      <w:r>
+        <w:t>) или будет повторяться в цикле до остановки (</w:t>
+      </w:r>
+      <w:proofErr w:type="spellStart"/>
+      <w:r>
+        <w:t>PerLoop</w:t>
+      </w:r>
+      <w:proofErr w:type="spellEnd"/>
+      <w:r>
+        <w:t>).</w:t>
+      </w:r>
+      <w:r>
+        <w:t xml:space="preserve">    </w:t>
+      </w:r>
+    </w:p>
+    <w:p>
+      <w:r>
+        <w:t xml:space="preserve">│   ├── </w:t>
+      </w:r>
+      <w:proofErr w:type="spellStart"/>
+      <w:r>
+        <w:rPr>
+          <w:b/>
+          <w:bCs/>
+        </w:rPr>
         <w:t>LoggerService.cs</w:t>
       </w:r>
       <w:proofErr w:type="spellEnd"/>
       <w:r>
         <w:t xml:space="preserve">      # </w:t>
       </w:r>
-      <w:r>
-        <w:t>Сервис логирования</w:t>
+      <w:proofErr w:type="spellStart"/>
+      <w:r>
+        <w:t>ервис</w:t>
+      </w:r>
+      <w:proofErr w:type="spellEnd"/>
+      <w:r>
+        <w:t xml:space="preserve"> </w:t>
+      </w:r>
+      <w:proofErr w:type="spellStart"/>
+      <w:r>
+        <w:t>логгирования</w:t>
+      </w:r>
+      <w:proofErr w:type="spellEnd"/>
+      <w:r>
+        <w:t>: пишет сообщения в консоль, в файл (папка </w:t>
+      </w:r>
+      <w:proofErr w:type="spellStart"/>
+      <w:r>
+        <w:t>logs</w:t>
+      </w:r>
+      <w:proofErr w:type="spellEnd"/>
+      <w:r>
+        <w:t>, имя с датой-временем), хранит в памяти последние 1000 строк, оповещает через событие </w:t>
+      </w:r>
+      <w:proofErr w:type="spellStart"/>
+      <w:r>
+        <w:t>OnLogMessage</w:t>
+      </w:r>
+      <w:proofErr w:type="spellEnd"/>
+      <w:r>
+        <w:t>. Также умеет получать список всех лог-файлов и чистить старые (старше N дней). </w:t>
+      </w:r>
+      <w:proofErr w:type="spellStart"/>
+      <w:r>
+        <w:t>LogManager</w:t>
+      </w:r>
+      <w:proofErr w:type="spellEnd"/>
+      <w:r>
+        <w:t xml:space="preserve"> из </w:t>
+      </w:r>
+      <w:proofErr w:type="spellStart"/>
+      <w:r>
+        <w:t>Managers</w:t>
+      </w:r>
+      <w:proofErr w:type="spellEnd"/>
+      <w:r>
+        <w:t xml:space="preserve"> использует его для дублирования в UI.</w:t>
       </w:r>
     </w:p>
     <w:p>
@@ -193,15 +1075,59 @@
       </w:r>
       <w:proofErr w:type="spellStart"/>
       <w:r>
-        <w:t>DemoFileService</w:t>
-      </w:r>
-      <w:r>
-        <w:t>.cs</w:t>
+        <w:rPr>
+          <w:b/>
+          <w:bCs/>
+        </w:rPr>
+        <w:t>WebServerService.cs</w:t>
       </w:r>
       <w:proofErr w:type="spellEnd"/>
       <w:r>
         <w:t xml:space="preserve">      # </w:t>
       </w:r>
+      <w:r>
+        <w:t>встроенный HTTP-сервер на </w:t>
+      </w:r>
+      <w:proofErr w:type="spellStart"/>
+      <w:r>
+        <w:t>HttpListener</w:t>
+      </w:r>
+      <w:proofErr w:type="spellEnd"/>
+      <w:r>
+        <w:t>, раздающий файлы из папки </w:t>
+      </w:r>
+      <w:proofErr w:type="spellStart"/>
+      <w:r>
+        <w:t>JsonTemplates</w:t>
+      </w:r>
+      <w:proofErr w:type="spellEnd"/>
+      <w:r>
+        <w:t xml:space="preserve">. Запускается на указанном IP и порту (по умолчанию *:8080), обрабатывает GET-запросы, отдаёт JSON/HTML/TXT, </w:t>
+      </w:r>
+      <w:proofErr w:type="spellStart"/>
+      <w:r>
+        <w:t>логирует</w:t>
+      </w:r>
+      <w:proofErr w:type="spellEnd"/>
+      <w:r>
+        <w:t xml:space="preserve"> через </w:t>
+      </w:r>
+      <w:proofErr w:type="spellStart"/>
+      <w:r>
+        <w:t>LogManager</w:t>
+      </w:r>
+      <w:proofErr w:type="spellEnd"/>
+      <w:r>
+        <w:t> и событие </w:t>
+      </w:r>
+      <w:proofErr w:type="spellStart"/>
+      <w:r>
+        <w:t>ServerLog</w:t>
+      </w:r>
+      <w:proofErr w:type="spellEnd"/>
+      <w:r>
+        <w:t>. Проверяет доступность порта перед запуском. Поддержка остановки и освобождения ресурсов.</w:t>
+      </w:r>
     </w:p>
     <w:p>
       <w:r>
@@ -209,15 +1135,185 @@
       </w:r>
       <w:proofErr w:type="spellStart"/>
       <w:r>
-        <w:t>DemoScenarioService</w:t>
-      </w:r>
-      <w:r>
-        <w:t>.cs</w:t>
-      </w:r>
-      <w:proofErr w:type="spellEnd"/>
-      <w:r>
-        <w:t xml:space="preserve">      # </w:t>
-      </w:r>
+        <w:rPr>
+          <w:b/>
+          <w:bCs/>
+        </w:rPr>
+        <w:t>SSHService.cs</w:t>
+      </w:r>
+      <w:proofErr w:type="spellEnd"/>
+      <w:r>
+        <w:t xml:space="preserve">         # </w:t>
+      </w:r>
+      <w:r>
+        <w:t>сервис для SSH-подключения к устройству (</w:t>
+      </w:r>
+      <w:proofErr w:type="spellStart"/>
+      <w:r>
+        <w:t>Beelink</w:t>
+      </w:r>
+      <w:proofErr w:type="spellEnd"/>
+      <w:r>
+        <w:t xml:space="preserve">) с автоматическим переходом в </w:t>
+      </w:r>
+      <w:proofErr w:type="spellStart"/>
+      <w:r>
+        <w:t>root</w:t>
+      </w:r>
+      <w:proofErr w:type="spellEnd"/>
+      <w:r>
+        <w:t xml:space="preserve"> (через </w:t>
+      </w:r>
+      <w:proofErr w:type="spellStart"/>
+      <w:r>
+        <w:t>su</w:t>
+      </w:r>
+      <w:proofErr w:type="spellEnd"/>
+      <w:r>
+        <w:t>), используя </w:t>
+      </w:r>
+      <w:proofErr w:type="spellStart"/>
+      <w:r>
+        <w:t>Renci.SshNet</w:t>
+      </w:r>
+      <w:proofErr w:type="spellEnd"/>
+      <w:r>
+        <w:t xml:space="preserve">. Создаёт </w:t>
+      </w:r>
+      <w:proofErr w:type="spellStart"/>
+      <w:r>
+        <w:t>shell</w:t>
+      </w:r>
+      <w:proofErr w:type="spellEnd"/>
+      <w:r>
+        <w:t>-сессию для выполнения команд (через </w:t>
+      </w:r>
+      <w:proofErr w:type="spellStart"/>
+      <w:r>
+        <w:t>ShellStream</w:t>
+      </w:r>
+      <w:proofErr w:type="spellEnd"/>
+      <w:r>
+        <w:t>) и поддерживает прямой запуск команд через </w:t>
+      </w:r>
+      <w:proofErr w:type="spellStart"/>
+      <w:r>
+        <w:t>CreateCommand</w:t>
+      </w:r>
+      <w:proofErr w:type="spellEnd"/>
+      <w:r>
+        <w:t xml:space="preserve">. </w:t>
+      </w:r>
+      <w:proofErr w:type="spellStart"/>
+      <w:r>
+        <w:t>Логирует</w:t>
+      </w:r>
+      <w:proofErr w:type="spellEnd"/>
+      <w:r>
+        <w:t xml:space="preserve"> все действия через события </w:t>
+      </w:r>
+      <w:proofErr w:type="spellStart"/>
+      <w:r>
+        <w:t>OnLogMessage</w:t>
+      </w:r>
+      <w:proofErr w:type="spellEnd"/>
+      <w:r>
+        <w:t> и </w:t>
+      </w:r>
+      <w:proofErr w:type="spellStart"/>
+      <w:r>
+        <w:t>OnStatusChanged</w:t>
+      </w:r>
+      <w:proofErr w:type="spellEnd"/>
+      <w:r>
+        <w:t>, умеет очищать ANSI-</w:t>
+      </w:r>
+      <w:proofErr w:type="spellStart"/>
+      <w:r>
+        <w:t>эскейпы</w:t>
+      </w:r>
+      <w:proofErr w:type="spellEnd"/>
+      <w:r>
+        <w:t xml:space="preserve"> из вывода. При отключении корректно закрывает сессию.</w:t>
+      </w:r>
+    </w:p>
+    <w:p>
+      <w:r>
+        <w:t xml:space="preserve">│   └── </w:t>
+      </w:r>
+      <w:proofErr w:type="spellStart"/>
+      <w:r>
+        <w:rPr>
+          <w:b/>
+          <w:bCs/>
+        </w:rPr>
+        <w:t>TimeCommandsService.cs</w:t>
+      </w:r>
+      <w:proofErr w:type="spellEnd"/>
+      <w:r>
+        <w:t xml:space="preserve"> # </w:t>
+      </w:r>
+      <w:r>
+        <w:t>сервис для управления системным временем через SSH: проверка статуса (</w:t>
+      </w:r>
+      <w:proofErr w:type="spellStart"/>
+      <w:r>
+        <w:t>timedatectl</w:t>
+      </w:r>
+      <w:proofErr w:type="spellEnd"/>
+      <w:r>
+        <w:t xml:space="preserve"> </w:t>
+      </w:r>
+      <w:proofErr w:type="spellStart"/>
+      <w:r>
+        <w:t>status</w:t>
+      </w:r>
+      <w:proofErr w:type="spellEnd"/>
+      <w:r>
+        <w:t>), включение/отключение NTP, установка ручной даты/времени (</w:t>
+      </w:r>
+      <w:proofErr w:type="spellStart"/>
+      <w:r>
+        <w:t>date</w:t>
+      </w:r>
+      <w:proofErr w:type="spellEnd"/>
+      <w:r>
+        <w:t xml:space="preserve"> -s). Для выполнения использует интерактивную оболочку </w:t>
+      </w:r>
+      <w:proofErr w:type="spellStart"/>
+      <w:r>
+        <w:t>SSHService.ExecuteCommand</w:t>
+      </w:r>
+      <w:proofErr w:type="spellEnd"/>
+      <w:r>
+        <w:t>. Генерирует событие </w:t>
+      </w:r>
+      <w:proofErr w:type="spellStart"/>
+      <w:r>
+        <w:t>OnCommandExecuted</w:t>
+      </w:r>
+      <w:proofErr w:type="spellEnd"/>
+      <w:r>
+        <w:t> для логирования.</w:t>
+      </w:r>
+    </w:p>
+    <w:p>
+      <w:r>
+        <w:t xml:space="preserve">├── </w:t>
+      </w:r>
+      <w:proofErr w:type="spellStart"/>
+      <w:r>
+        <w:t>Forms</w:t>
+      </w:r>
+      <w:proofErr w:type="spellEnd"/>
+      <w:r>
+        <w:t xml:space="preserve">/                     # Формы Windows </w:t>
+      </w:r>
+      <w:proofErr w:type="spellStart"/>
+      <w:r>
+        <w:t>Forms</w:t>
+      </w:r>
+      <w:proofErr w:type="spellEnd"/>
     </w:p>
     <w:p>
       <w:r>
@@ -225,14 +1321,11 @@
       </w:r>
       <w:proofErr w:type="spellStart"/>
       <w:r>
-        <w:t>IDemoFileService</w:t>
-      </w:r>
-      <w:r>
-        <w:t>.cs</w:t>
-      </w:r>
-      <w:proofErr w:type="spellEnd"/>
-      <w:r>
-        <w:t xml:space="preserve">      # </w:t>
+        <w:t>MainForm.cs</w:t>
+      </w:r>
+      <w:proofErr w:type="spellEnd"/>
+      <w:r>
+        <w:t xml:space="preserve">           # Основная форма</w:t>
       </w:r>
     </w:p>
     <w:p>
@@ -240,15 +1333,660 @@
         <w:t xml:space="preserve">│   ├── </w:t>
       </w:r>
       <w:proofErr w:type="spellStart"/>
+      <w:proofErr w:type="gramStart"/>
+      <w:r>
+        <w:t>MainForm.Designer.cs</w:t>
+      </w:r>
+      <w:proofErr w:type="spellEnd"/>
+      <w:r>
+        <w:t xml:space="preserve">  #</w:t>
+      </w:r>
+      <w:proofErr w:type="gramEnd"/>
+      <w:r>
+        <w:t xml:space="preserve"> </w:t>
+      </w:r>
+      <w:proofErr w:type="spellStart"/>
+      <w:r>
+        <w:t>Автогенерируемый</w:t>
+      </w:r>
+      <w:proofErr w:type="spellEnd"/>
+      <w:r>
+        <w:t xml:space="preserve"> код формы</w:t>
+      </w:r>
+    </w:p>
+    <w:p>
+      <w:r>
+        <w:t xml:space="preserve">│   └── </w:t>
+      </w:r>
+      <w:proofErr w:type="spellStart"/>
+      <w:r>
+        <w:t>MainForm.resx</w:t>
+      </w:r>
+      <w:proofErr w:type="spellEnd"/>
+      <w:r>
+        <w:t xml:space="preserve">         # Ресурсы формы</w:t>
+      </w:r>
+    </w:p>
+    <w:p>
+      <w:r>
+        <w:t>│</w:t>
+      </w:r>
+    </w:p>
+    <w:p>
+      <w:r>
+        <w:t xml:space="preserve">├── </w:t>
+      </w:r>
+      <w:proofErr w:type="spellStart"/>
+      <w:r>
+        <w:t>DemoScenarios</w:t>
+      </w:r>
+      <w:proofErr w:type="spellEnd"/>
+      <w:r>
+        <w:t xml:space="preserve">/                     # </w:t>
+      </w:r>
+      <w:r>
+        <w:t xml:space="preserve">Маршруты </w:t>
+      </w:r>
+      <w:proofErr w:type="spellStart"/>
+      <w:r>
+        <w:rPr>
+          <w:lang w:val="en-US"/>
+        </w:rPr>
+        <w:t>json</w:t>
+      </w:r>
+      <w:proofErr w:type="spellEnd"/>
+    </w:p>
+    <w:p>
+      <w:r>
+        <w:t xml:space="preserve">│   ├── </w:t>
+      </w:r>
+      <w:r>
+        <w:t>Demo1</w:t>
+      </w:r>
+      <w:r>
+        <w:t xml:space="preserve"> # папка с </w:t>
+      </w:r>
+      <w:proofErr w:type="gramStart"/>
+      <w:r>
+        <w:t xml:space="preserve">набором </w:t>
+      </w:r>
+      <w:r>
+        <w:t>.</w:t>
+      </w:r>
+      <w:proofErr w:type="spellStart"/>
+      <w:r>
+        <w:rPr>
+          <w:lang w:val="en-US"/>
+        </w:rPr>
+        <w:t>json</w:t>
+      </w:r>
+      <w:proofErr w:type="spellEnd"/>
+      <w:proofErr w:type="gramEnd"/>
+      <w:r>
+        <w:t xml:space="preserve"> </w:t>
+      </w:r>
+    </w:p>
+    <w:p>
+      <w:r>
+        <w:t xml:space="preserve">│   ├── </w:t>
+      </w:r>
+      <w:r>
+        <w:t>Demo</w:t>
+      </w:r>
+      <w:r>
+        <w:t xml:space="preserve">2 # папка с </w:t>
+      </w:r>
+      <w:proofErr w:type="gramStart"/>
+      <w:r>
+        <w:t xml:space="preserve">набором </w:t>
+      </w:r>
+      <w:r>
+        <w:t>.</w:t>
+      </w:r>
+      <w:proofErr w:type="spellStart"/>
+      <w:r>
+        <w:rPr>
+          <w:lang w:val="en-US"/>
+        </w:rPr>
+        <w:t>json</w:t>
+      </w:r>
+      <w:proofErr w:type="spellEnd"/>
+      <w:proofErr w:type="gramEnd"/>
+    </w:p>
+    <w:p>
+      <w:r>
+        <w:t xml:space="preserve">│   ├── </w:t>
+      </w:r>
+      <w:r>
+        <w:t>Demo</w:t>
+      </w:r>
+      <w:r>
+        <w:t xml:space="preserve">3 # папка с </w:t>
+      </w:r>
+      <w:proofErr w:type="gramStart"/>
+      <w:r>
+        <w:t xml:space="preserve">набором </w:t>
+      </w:r>
+      <w:r>
+        <w:t>.</w:t>
+      </w:r>
+      <w:proofErr w:type="spellStart"/>
+      <w:r>
+        <w:rPr>
+          <w:lang w:val="en-US"/>
+        </w:rPr>
+        <w:t>json</w:t>
+      </w:r>
+      <w:proofErr w:type="spellEnd"/>
+      <w:proofErr w:type="gramEnd"/>
+    </w:p>
+    <w:p>
+      <w:r>
+        <w:t xml:space="preserve">│   ├── </w:t>
+      </w:r>
+      <w:r>
+        <w:t>Demo</w:t>
+      </w:r>
+      <w:r>
+        <w:t xml:space="preserve">4 # папка с </w:t>
+      </w:r>
+      <w:proofErr w:type="gramStart"/>
+      <w:r>
+        <w:t xml:space="preserve">набором </w:t>
+      </w:r>
+      <w:r>
+        <w:t>.</w:t>
+      </w:r>
+      <w:proofErr w:type="spellStart"/>
+      <w:r>
+        <w:rPr>
+          <w:lang w:val="en-US"/>
+        </w:rPr>
+        <w:t>json</w:t>
+      </w:r>
+      <w:proofErr w:type="spellEnd"/>
+      <w:proofErr w:type="gramEnd"/>
+    </w:p>
+    <w:p>
+      <w:r>
+        <w:t>│   ├──</w:t>
+      </w:r>
+      <w:r>
+        <w:t>Demo</w:t>
+      </w:r>
+      <w:r>
+        <w:t xml:space="preserve">5 # папка с </w:t>
+      </w:r>
+      <w:proofErr w:type="gramStart"/>
+      <w:r>
+        <w:t xml:space="preserve">набором </w:t>
+      </w:r>
+      <w:r>
+        <w:t>.</w:t>
+      </w:r>
+      <w:proofErr w:type="spellStart"/>
+      <w:r>
+        <w:rPr>
+          <w:lang w:val="en-US"/>
+        </w:rPr>
+        <w:t>json</w:t>
+      </w:r>
+      <w:proofErr w:type="spellEnd"/>
+      <w:proofErr w:type="gramEnd"/>
+    </w:p>
+    <w:p>
+      <w:r>
+        <w:lastRenderedPageBreak/>
+        <w:t xml:space="preserve">│   └── </w:t>
+      </w:r>
+      <w:r>
+        <w:rPr>
+          <w:lang w:val="en-US"/>
+        </w:rPr>
+        <w:t>demo</w:t>
+      </w:r>
+      <w:r>
+        <w:t xml:space="preserve">-45 </w:t>
+      </w:r>
+      <w:r>
+        <w:t xml:space="preserve"># папка с </w:t>
+      </w:r>
+      <w:proofErr w:type="gramStart"/>
+      <w:r>
+        <w:t xml:space="preserve">набором </w:t>
+      </w:r>
+      <w:r>
+        <w:t>.</w:t>
+      </w:r>
+      <w:proofErr w:type="spellStart"/>
+      <w:r>
+        <w:rPr>
+          <w:lang w:val="en-US"/>
+        </w:rPr>
+        <w:t>json</w:t>
+      </w:r>
+      <w:proofErr w:type="spellEnd"/>
+      <w:proofErr w:type="gramEnd"/>
+    </w:p>
+    <w:p>
+      <w:r>
+        <w:t xml:space="preserve">├── </w:t>
+      </w:r>
+      <w:proofErr w:type="spellStart"/>
+      <w:r>
+        <w:rPr>
+          <w:lang w:val="en-US"/>
+        </w:rPr>
+        <w:t>JsonTemplates</w:t>
+      </w:r>
+      <w:proofErr w:type="spellEnd"/>
+      <w:r>
+        <w:t xml:space="preserve">/                     # </w:t>
+      </w:r>
+    </w:p>
+    <w:p>
+      <w:r>
+        <w:t xml:space="preserve">│   ├── </w:t>
+      </w:r>
+      <w:proofErr w:type="gramStart"/>
+      <w:r>
+        <w:rPr>
+          <w:lang w:val="en-US"/>
+        </w:rPr>
+        <w:t>coord</w:t>
+      </w:r>
+      <w:r>
+        <w:t>.</w:t>
+      </w:r>
+      <w:proofErr w:type="spellStart"/>
+      <w:r>
+        <w:rPr>
+          <w:lang w:val="en-US"/>
+        </w:rPr>
+        <w:t>json</w:t>
+      </w:r>
+      <w:proofErr w:type="spellEnd"/>
+      <w:proofErr w:type="gramEnd"/>
+      <w:r>
+        <w:t xml:space="preserve"> # </w:t>
+      </w:r>
+    </w:p>
+    <w:p>
+      <w:r>
+        <w:t xml:space="preserve">│   ├── </w:t>
+      </w:r>
+      <w:proofErr w:type="spellStart"/>
+      <w:proofErr w:type="gramStart"/>
+      <w:r>
+        <w:rPr>
+          <w:lang w:val="en-US"/>
+        </w:rPr>
+        <w:t>informator</w:t>
+      </w:r>
+      <w:proofErr w:type="spellEnd"/>
+      <w:r>
+        <w:t>.</w:t>
+      </w:r>
+      <w:proofErr w:type="spellStart"/>
+      <w:r>
+        <w:rPr>
+          <w:lang w:val="en-US"/>
+        </w:rPr>
+        <w:t>json</w:t>
+      </w:r>
+      <w:proofErr w:type="spellEnd"/>
+      <w:proofErr w:type="gramEnd"/>
+      <w:r>
+        <w:t xml:space="preserve"># </w:t>
+      </w:r>
+    </w:p>
+    <w:p>
+      <w:r>
+        <w:t xml:space="preserve">│   └── </w:t>
+      </w:r>
+      <w:proofErr w:type="gramStart"/>
+      <w:r>
+        <w:rPr>
+          <w:lang w:val="en-US"/>
+        </w:rPr>
+        <w:t>route</w:t>
+      </w:r>
+      <w:r>
+        <w:t>.</w:t>
+      </w:r>
+      <w:proofErr w:type="spellStart"/>
+      <w:r>
+        <w:rPr>
+          <w:lang w:val="en-US"/>
+        </w:rPr>
+        <w:t>json</w:t>
+      </w:r>
+      <w:proofErr w:type="spellEnd"/>
+      <w:proofErr w:type="gramEnd"/>
+      <w:r>
+        <w:t xml:space="preserve"> # </w:t>
+      </w:r>
+    </w:p>
+    <w:p>
+      <w:r>
+        <w:t xml:space="preserve">├── </w:t>
+      </w:r>
+      <w:r>
+        <w:rPr>
+          <w:b/>
+          <w:bCs/>
+          <w:lang w:val="en-US"/>
+        </w:rPr>
+        <w:t>Managers</w:t>
+      </w:r>
+      <w:r>
+        <w:rPr>
+          <w:b/>
+          <w:bCs/>
+        </w:rPr>
+        <w:t>/</w:t>
+      </w:r>
+      <w:r>
+        <w:t xml:space="preserve">                  ← </w:t>
+      </w:r>
+      <w:r>
+        <w:t>Все</w:t>
+      </w:r>
+      <w:r>
+        <w:t xml:space="preserve"> </w:t>
+      </w:r>
+      <w:r>
+        <w:t>регионы</w:t>
+      </w:r>
+      <w:r>
+        <w:t xml:space="preserve"> </w:t>
+      </w:r>
+      <w:r>
+        <w:t>как</w:t>
+      </w:r>
+      <w:r>
+        <w:t xml:space="preserve"> </w:t>
+      </w:r>
+      <w:r>
+        <w:t>отдельные</w:t>
+      </w:r>
+      <w:r>
+        <w:t xml:space="preserve"> </w:t>
+      </w:r>
+      <w:r>
+        <w:t>классы</w:t>
+      </w:r>
+    </w:p>
+    <w:p>
+      <w:r>
+        <w:t xml:space="preserve">│   ├── </w:t>
+      </w:r>
+      <w:proofErr w:type="spellStart"/>
+      <w:r>
+        <w:rPr>
+          <w:b/>
+          <w:bCs/>
+          <w:lang w:val="en-US"/>
+        </w:rPr>
+        <w:t>LogManager</w:t>
+      </w:r>
+      <w:proofErr w:type="spellEnd"/>
+      <w:r>
+        <w:rPr>
+          <w:b/>
+          <w:bCs/>
+        </w:rPr>
+        <w:t>.</w:t>
+      </w:r>
+      <w:r>
+        <w:rPr>
+          <w:b/>
+          <w:bCs/>
+          <w:lang w:val="en-US"/>
+        </w:rPr>
+        <w:t>cs</w:t>
+      </w:r>
+      <w:r>
+        <w:t xml:space="preserve">         ← </w:t>
+      </w:r>
+      <w:r>
+        <w:t xml:space="preserve">управляет </w:t>
+      </w:r>
+      <w:proofErr w:type="spellStart"/>
+      <w:r>
+        <w:t>логгированием</w:t>
+      </w:r>
+      <w:proofErr w:type="spellEnd"/>
+      <w:r>
+        <w:t xml:space="preserve"> в UI: принимает </w:t>
+      </w:r>
+      <w:proofErr w:type="spellStart"/>
+      <w:r>
+        <w:t>TextBox</w:t>
+      </w:r>
+      <w:proofErr w:type="spellEnd"/>
+      <w:r>
+        <w:t xml:space="preserve">, настраивает его (только чтение, шрифт </w:t>
+      </w:r>
+      <w:proofErr w:type="spellStart"/>
+      <w:r>
+        <w:t>Consolas</w:t>
+      </w:r>
+      <w:proofErr w:type="spellEnd"/>
+      <w:r>
+        <w:t xml:space="preserve">, </w:t>
+      </w:r>
+      <w:proofErr w:type="spellStart"/>
+      <w:r>
+        <w:t>скролл</w:t>
+      </w:r>
+      <w:proofErr w:type="spellEnd"/>
+      <w:r>
+        <w:t xml:space="preserve">), </w:t>
+      </w:r>
+      <w:proofErr w:type="spellStart"/>
+      <w:r>
+        <w:t>потокобезопасно</w:t>
+      </w:r>
+      <w:proofErr w:type="spellEnd"/>
+      <w:r>
+        <w:t xml:space="preserve"> выводит сообщения с временем, одновременно сохраняя их в файл через </w:t>
+      </w:r>
+      <w:proofErr w:type="spellStart"/>
+      <w:r>
+        <w:t>LoggerService</w:t>
+      </w:r>
+      <w:proofErr w:type="spellEnd"/>
+      <w:r>
+        <w:t>. Также может очищать лог.</w:t>
+      </w:r>
+    </w:p>
+    <w:p>
+      <w:r>
+        <w:t xml:space="preserve">│   ├── </w:t>
+      </w:r>
+      <w:proofErr w:type="spellStart"/>
+      <w:r>
+        <w:rPr>
+          <w:b/>
+          <w:bCs/>
+          <w:lang w:val="en-US"/>
+        </w:rPr>
+        <w:t>SSHConnectionManager</w:t>
+      </w:r>
+      <w:proofErr w:type="spellEnd"/>
+      <w:r>
+        <w:rPr>
+          <w:b/>
+          <w:bCs/>
+        </w:rPr>
+        <w:t>.</w:t>
+      </w:r>
+      <w:r>
+        <w:rPr>
+          <w:b/>
+          <w:bCs/>
+          <w:lang w:val="en-US"/>
+        </w:rPr>
+        <w:t>cs</w:t>
+      </w:r>
+      <w:r>
+        <w:t xml:space="preserve"> ← </w:t>
+      </w:r>
+      <w:r>
+        <w:t>управляет SSH-подключением через UI: подписывается на события </w:t>
+      </w:r>
+      <w:proofErr w:type="spellStart"/>
+      <w:r>
+        <w:t>SSHService</w:t>
+      </w:r>
+      <w:proofErr w:type="spellEnd"/>
+      <w:r>
+        <w:t> (логи, статус), обновляет через </w:t>
+      </w:r>
+      <w:proofErr w:type="spellStart"/>
+      <w:r>
+        <w:t>ConnectionStateManager</w:t>
+      </w:r>
+      <w:proofErr w:type="spellEnd"/>
+      <w:r>
+        <w:t> кнопки и статус-лейбл, предоставляет методы </w:t>
+      </w:r>
+      <w:proofErr w:type="spellStart"/>
+      <w:r>
+        <w:t>ConnectAsync</w:t>
+      </w:r>
+      <w:proofErr w:type="spellEnd"/>
+      <w:r>
+        <w:t>, </w:t>
+      </w:r>
+      <w:proofErr w:type="spellStart"/>
+      <w:r>
+        <w:t>Disconnect</w:t>
+      </w:r>
+      <w:proofErr w:type="spellEnd"/>
+      <w:r>
+        <w:t>, </w:t>
+      </w:r>
+      <w:proofErr w:type="spellStart"/>
+      <w:r>
+        <w:t>TestConnection</w:t>
+      </w:r>
+      <w:proofErr w:type="spellEnd"/>
+      <w:r>
+        <w:t xml:space="preserve">. При неудаче показывает </w:t>
+      </w:r>
+      <w:proofErr w:type="spellStart"/>
+      <w:r>
+        <w:t>MessageBox</w:t>
+      </w:r>
+      <w:proofErr w:type="spellEnd"/>
+      <w:r>
+        <w:t>.</w:t>
+      </w:r>
+    </w:p>
+    <w:p>
+      <w:r>
+        <w:t xml:space="preserve">│   ├── </w:t>
+      </w:r>
+      <w:proofErr w:type="spellStart"/>
+      <w:r>
+        <w:rPr>
+          <w:b/>
+          <w:bCs/>
+          <w:lang w:val="en-US"/>
+        </w:rPr>
+        <w:t>ConnectionStateManager</w:t>
+      </w:r>
+      <w:proofErr w:type="spellEnd"/>
+      <w:r>
+        <w:rPr>
+          <w:b/>
+          <w:bCs/>
+        </w:rPr>
+        <w:t>.</w:t>
+      </w:r>
+      <w:r>
+        <w:rPr>
+          <w:b/>
+          <w:bCs/>
+          <w:lang w:val="en-US"/>
+        </w:rPr>
+        <w:t>cs</w:t>
+      </w:r>
+      <w:r>
+        <w:t xml:space="preserve"> ← </w:t>
+      </w:r>
+      <w:r>
+        <w:t xml:space="preserve">управляет UI-элементами на форме: кнопками подключения/отключения/теста, лейблом статуса и дополнительными контролами. Автоматически обновляет их состояние (включено/выключено) в зависимости от подключения, а также </w:t>
+      </w:r>
+      <w:proofErr w:type="spellStart"/>
+      <w:r>
+        <w:t>потокобезопасно</w:t>
+      </w:r>
+      <w:proofErr w:type="spellEnd"/>
+      <w:r>
+        <w:t xml:space="preserve"> меняет текст статуса. Избавляет основную форму от ручной рутины по включению/выключению кнопок.</w:t>
+      </w:r>
+    </w:p>
+    <w:p>
+      <w:r>
+        <w:t xml:space="preserve">│   ├── </w:t>
+      </w:r>
+      <w:proofErr w:type="spellStart"/>
+      <w:r>
+        <w:rPr>
+          <w:b/>
+          <w:bCs/>
+          <w:lang w:val="en-US"/>
+        </w:rPr>
+        <w:t>DemoScenarioManager</w:t>
+      </w:r>
+      <w:proofErr w:type="spellEnd"/>
+      <w:r>
+        <w:rPr>
+          <w:b/>
+          <w:bCs/>
+        </w:rPr>
+        <w:t>.</w:t>
+      </w:r>
+      <w:r>
+        <w:rPr>
+          <w:b/>
+          <w:bCs/>
+          <w:lang w:val="en-US"/>
+        </w:rPr>
+        <w:t>cs</w:t>
+      </w:r>
+      <w:r>
+        <w:t xml:space="preserve"> ← </w:t>
+      </w:r>
+      <w:r>
+        <w:t>связывает UI (</w:t>
+      </w:r>
+      <w:proofErr w:type="spellStart"/>
+      <w:r>
+        <w:t>ComboBox</w:t>
+      </w:r>
+      <w:proofErr w:type="spellEnd"/>
+      <w:r>
+        <w:t>, кнопки, лейбл статуса, лог) с </w:t>
+      </w:r>
+      <w:proofErr w:type="spellStart"/>
       <w:r>
         <w:t>IDemoScenarioService</w:t>
       </w:r>
-      <w:r>
-        <w:t>.cs</w:t>
-      </w:r>
-      <w:proofErr w:type="spellEnd"/>
-      <w:r>
-        <w:t xml:space="preserve">      # </w:t>
+      <w:proofErr w:type="spellEnd"/>
+      <w:r>
+        <w:t xml:space="preserve">. Загружает список сценариев, обрабатывает запуск/остановку, обновляет состояние кнопок и статус, </w:t>
+      </w:r>
+      <w:proofErr w:type="spellStart"/>
+      <w:r>
+        <w:t>потокобезопасно</w:t>
+      </w:r>
+      <w:proofErr w:type="spellEnd"/>
+      <w:r>
+        <w:t xml:space="preserve"> выводит сообщения в лог. При завершении отписывается от событий, чтобы избежать утечек.</w:t>
       </w:r>
     </w:p>
     <w:p>
@@ -257,14 +1995,74 @@
       </w:r>
       <w:proofErr w:type="spellStart"/>
       <w:r>
-        <w:t>IScenario</w:t>
-      </w:r>
-      <w:r>
-        <w:t>.cs</w:t>
-      </w:r>
-      <w:proofErr w:type="spellEnd"/>
-      <w:r>
-        <w:t xml:space="preserve">      # </w:t>
+        <w:rPr>
+          <w:b/>
+          <w:bCs/>
+          <w:lang w:val="en-US"/>
+        </w:rPr>
+        <w:t>TimeCommandsManager</w:t>
+      </w:r>
+      <w:proofErr w:type="spellEnd"/>
+      <w:r>
+        <w:rPr>
+          <w:b/>
+          <w:bCs/>
+        </w:rPr>
+        <w:t>.</w:t>
+      </w:r>
+      <w:r>
+        <w:rPr>
+          <w:b/>
+          <w:bCs/>
+          <w:lang w:val="en-US"/>
+        </w:rPr>
+        <w:t>cs</w:t>
+      </w:r>
+      <w:r>
+        <w:t xml:space="preserve"> ← </w:t>
+      </w:r>
+      <w:r>
+        <w:t>менеджер для выполнения команд времени через SSH: проверка статуса, включение/отключение NTP, установка ручной даты/времени. Перед каждой операцией проверяет активное подключение (</w:t>
+      </w:r>
+      <w:proofErr w:type="gramStart"/>
+      <w:r>
+        <w:t>через делегат</w:t>
+      </w:r>
+      <w:proofErr w:type="gramEnd"/>
+      <w:r>
+        <w:t> </w:t>
+      </w:r>
+      <w:proofErr w:type="spellStart"/>
+      <w:r>
+        <w:t>Func</w:t>
+      </w:r>
+      <w:proofErr w:type="spellEnd"/>
+      <w:r>
+        <w:t>&lt;</w:t>
+      </w:r>
+      <w:proofErr w:type="spellStart"/>
+      <w:r>
+        <w:t>bool</w:t>
+      </w:r>
+      <w:proofErr w:type="spellEnd"/>
+      <w:r>
+        <w:t xml:space="preserve">&gt;), </w:t>
+      </w:r>
+      <w:proofErr w:type="spellStart"/>
+      <w:r>
+        <w:t>логирует</w:t>
+      </w:r>
+      <w:proofErr w:type="spellEnd"/>
+      <w:r>
+        <w:t xml:space="preserve"> результат через </w:t>
+      </w:r>
+      <w:proofErr w:type="spellStart"/>
+      <w:r>
+        <w:t>LogManager</w:t>
+      </w:r>
+      <w:proofErr w:type="spellEnd"/>
+      <w:r>
+        <w:t> и показывает предупреждение, если SSH не подключён.</w:t>
       </w:r>
     </w:p>
     <w:p>
@@ -273,14 +2071,34 @@
       </w:r>
       <w:proofErr w:type="spellStart"/>
       <w:r>
-        <w:t>ScenarioStep</w:t>
-      </w:r>
-      <w:r>
-        <w:t>.cs</w:t>
-      </w:r>
-      <w:proofErr w:type="spellEnd"/>
-      <w:r>
-        <w:t xml:space="preserve">      # </w:t>
+        <w:rPr>
+          <w:b/>
+          <w:bCs/>
+          <w:lang w:val="en-US"/>
+        </w:rPr>
+        <w:t>USRTransferManager</w:t>
+      </w:r>
+      <w:proofErr w:type="spellEnd"/>
+      <w:r>
+        <w:rPr>
+          <w:b/>
+          <w:bCs/>
+        </w:rPr>
+        <w:t>.</w:t>
+      </w:r>
+      <w:r>
+        <w:rPr>
+          <w:b/>
+          <w:bCs/>
+          <w:lang w:val="en-US"/>
+        </w:rPr>
+        <w:t>cs</w:t>
+      </w:r>
+      <w:r>
+        <w:t xml:space="preserve"> ← </w:t>
+      </w:r>
+      <w:r>
+        <w:t>пока пустой класс-заглушка, предназначенный для управления USR-устройством (настройка скорости, перезагрузка, отправка команд). Будет реализован позже</w:t>
       </w:r>
     </w:p>
     <w:p>
@@ -289,295 +2107,244 @@
       </w:r>
       <w:proofErr w:type="spellStart"/>
       <w:r>
-        <w:t>WebServerService</w:t>
-      </w:r>
-      <w:r>
-        <w:t>.cs</w:t>
-      </w:r>
-      <w:proofErr w:type="spellEnd"/>
-      <w:r>
-        <w:t xml:space="preserve">      # </w:t>
-      </w:r>
-      <w:r>
-        <w:t>Сервис веб-сервера</w:t>
-      </w:r>
-    </w:p>
-    <w:p>
-      <w:r>
-        <w:t xml:space="preserve">│   ├── </w:t>
-      </w:r>
-      <w:proofErr w:type="spellStart"/>
-      <w:r>
-        <w:t>SSHService.cs</w:t>
-      </w:r>
-      <w:proofErr w:type="spellEnd"/>
-      <w:r>
-        <w:t xml:space="preserve">         # Сервис SSH подключения</w:t>
-      </w:r>
-    </w:p>
-    <w:p>
-      <w:r>
+        <w:rPr>
+          <w:b/>
+          <w:bCs/>
+          <w:lang w:val="en-US"/>
+        </w:rPr>
+        <w:t>WebServerManager</w:t>
+      </w:r>
+      <w:proofErr w:type="spellEnd"/>
+      <w:r>
+        <w:rPr>
+          <w:b/>
+          <w:bCs/>
+        </w:rPr>
+        <w:t>.</w:t>
+      </w:r>
+      <w:r>
+        <w:rPr>
+          <w:b/>
+          <w:bCs/>
+          <w:lang w:val="en-US"/>
+        </w:rPr>
+        <w:t>cs</w:t>
+      </w:r>
+      <w:r>
+        <w:t xml:space="preserve"> ← управляет встроенным веб-сервером: запуск/остановка через </w:t>
+      </w:r>
+      <w:proofErr w:type="spellStart"/>
+      <w:r>
+        <w:t>IWebServerService</w:t>
+      </w:r>
+      <w:proofErr w:type="spellEnd"/>
+      <w:r>
+        <w:t>, логирование событий через </w:t>
+      </w:r>
+      <w:proofErr w:type="spellStart"/>
+      <w:r>
+        <w:t>LogManager</w:t>
+      </w:r>
+      <w:proofErr w:type="spellEnd"/>
+      <w:r>
+        <w:t>.</w:t>
+      </w:r>
+      <w:r>
+        <w:br/>
+      </w:r>
+      <w:proofErr w:type="spellStart"/>
+      <w:r>
+        <w:t>WebServerStateManager</w:t>
+      </w:r>
+      <w:proofErr w:type="spellEnd"/>
+      <w:r>
+        <w:t> обновляет UI (кнопки, статус-лейбл) в зависимости от состояния сервера (запущен/остановлен).</w:t>
+      </w:r>
+    </w:p>
+    <w:p>
+      <w:pPr>
+        <w:rPr>
+          <w:lang w:val="en-US"/>
+        </w:rPr>
+      </w:pPr>
+      <w:r>
+        <w:rPr>
+          <w:lang w:val="en-US"/>
+        </w:rPr>
+        <w:lastRenderedPageBreak/>
         <w:t xml:space="preserve">│   └── </w:t>
       </w:r>
       <w:proofErr w:type="spellStart"/>
       <w:r>
-        <w:t>TimeCommandsService.cs</w:t>
-      </w:r>
-      <w:proofErr w:type="spellEnd"/>
-      <w:r>
-        <w:t xml:space="preserve"> # Сервис команд времени</w:t>
-      </w:r>
-    </w:p>
-    <w:p>
-      <w:r>
-        <w:t>│</w:t>
-      </w:r>
-    </w:p>
-    <w:p>
-      <w:r>
-        <w:t xml:space="preserve">├── </w:t>
-      </w:r>
-      <w:proofErr w:type="spellStart"/>
-      <w:r>
-        <w:t>Forms</w:t>
-      </w:r>
-      <w:proofErr w:type="spellEnd"/>
-      <w:r>
-        <w:t xml:space="preserve">/                     # Формы Windows </w:t>
-      </w:r>
-      <w:proofErr w:type="spellStart"/>
-      <w:r>
-        <w:t>Forms</w:t>
-      </w:r>
-      <w:proofErr w:type="spellEnd"/>
-    </w:p>
-    <w:p>
-      <w:r>
-        <w:t xml:space="preserve">│   ├── </w:t>
-      </w:r>
-      <w:proofErr w:type="spellStart"/>
-      <w:r>
-        <w:t>MainForm.cs</w:t>
-      </w:r>
-      <w:proofErr w:type="spellEnd"/>
-      <w:r>
-        <w:t xml:space="preserve">           # Основная форма</w:t>
-      </w:r>
-    </w:p>
-    <w:p>
-      <w:r>
-        <w:lastRenderedPageBreak/>
-        <w:t xml:space="preserve">│   ├── </w:t>
-      </w:r>
-      <w:proofErr w:type="spellStart"/>
-      <w:r>
-        <w:t>MainForm.Designer.cs</w:t>
-      </w:r>
-      <w:proofErr w:type="spellEnd"/>
-      <w:r>
-        <w:t xml:space="preserve">  # </w:t>
-      </w:r>
-      <w:proofErr w:type="spellStart"/>
-      <w:r>
-        <w:t>Автогенерируемый</w:t>
-      </w:r>
-      <w:proofErr w:type="spellEnd"/>
-      <w:r>
-        <w:t xml:space="preserve"> код формы</w:t>
-      </w:r>
-    </w:p>
-    <w:p>
-      <w:r>
-        <w:t xml:space="preserve">│   └── </w:t>
-      </w:r>
-      <w:proofErr w:type="spellStart"/>
-      <w:r>
-        <w:t>MainForm.resx</w:t>
-      </w:r>
-      <w:proofErr w:type="spellEnd"/>
-      <w:r>
-        <w:t xml:space="preserve">         # Ресурсы формы</w:t>
-      </w:r>
-    </w:p>
-    <w:p>
-      <w:r>
-        <w:t>│</w:t>
-      </w:r>
-    </w:p>
-    <w:p>
-      <w:r>
-        <w:t xml:space="preserve">├── </w:t>
-      </w:r>
-      <w:proofErr w:type="spellStart"/>
-      <w:r>
-        <w:t>DemoScenarios</w:t>
-      </w:r>
-      <w:proofErr w:type="spellEnd"/>
-      <w:r>
-        <w:t xml:space="preserve">/                     # </w:t>
-      </w:r>
-    </w:p>
-    <w:p>
-      <w:r>
-        <w:t xml:space="preserve">│   ├── </w:t>
-      </w:r>
-      <w:r>
-        <w:t>Demo1</w:t>
-      </w:r>
-      <w:r>
-        <w:t xml:space="preserve"> # папка с набором </w:t>
-      </w:r>
-      <w:r>
-        <w:t>.</w:t>
-      </w:r>
-      <w:proofErr w:type="spellStart"/>
-      <w:r>
-        <w:rPr>
-          <w:lang w:val="en-US"/>
-        </w:rPr>
-        <w:t>json</w:t>
-      </w:r>
-      <w:proofErr w:type="spellEnd"/>
-      <w:r>
+        <w:rPr>
+          <w:b/>
+          <w:bCs/>
+          <w:lang w:val="en-US"/>
+        </w:rPr>
+        <w:t>SettingsManager.cs</w:t>
+      </w:r>
+      <w:proofErr w:type="spellEnd"/>
+      <w:r>
+        <w:rPr>
+          <w:lang w:val="en-US"/>
+        </w:rPr>
+        <w:t xml:space="preserve">    ← </w:t>
+      </w:r>
+      <w:r>
+        <w:t>менеджер</w:t>
+      </w:r>
+      <w:r>
+        <w:rPr>
+          <w:lang w:val="en-US"/>
+        </w:rPr>
         <w:t xml:space="preserve"> </w:t>
       </w:r>
-    </w:p>
-    <w:p>
-      <w:r>
-        <w:t xml:space="preserve">│   ├── </w:t>
-      </w:r>
-      <w:r>
-        <w:t>Demo</w:t>
-      </w:r>
-      <w:r>
-        <w:t xml:space="preserve">2 # папка с набором </w:t>
-      </w:r>
-      <w:r>
-        <w:t>.</w:t>
-      </w:r>
-      <w:proofErr w:type="spellStart"/>
-      <w:r>
-        <w:rPr>
-          <w:lang w:val="en-US"/>
-        </w:rPr>
-        <w:t>json</w:t>
-      </w:r>
-      <w:proofErr w:type="spellEnd"/>
-    </w:p>
-    <w:p>
-      <w:r>
-        <w:t xml:space="preserve">│   ├── </w:t>
-      </w:r>
-      <w:r>
-        <w:t>Demo</w:t>
-      </w:r>
-      <w:r>
-        <w:t xml:space="preserve">3 # папка с набором </w:t>
-      </w:r>
-      <w:r>
-        <w:t>.</w:t>
-      </w:r>
-      <w:proofErr w:type="spellStart"/>
-      <w:r>
-        <w:rPr>
-          <w:lang w:val="en-US"/>
-        </w:rPr>
-        <w:t>json</w:t>
-      </w:r>
-      <w:proofErr w:type="spellEnd"/>
-    </w:p>
-    <w:p>
-      <w:r>
-        <w:t xml:space="preserve">│   ├── </w:t>
-      </w:r>
-      <w:r>
-        <w:t>Demo</w:t>
-      </w:r>
-      <w:r>
-        <w:t xml:space="preserve">4 # папка с набором </w:t>
-      </w:r>
-      <w:r>
-        <w:t>.</w:t>
-      </w:r>
-      <w:proofErr w:type="spellStart"/>
-      <w:r>
-        <w:rPr>
-          <w:lang w:val="en-US"/>
-        </w:rPr>
-        <w:t>json</w:t>
-      </w:r>
-      <w:proofErr w:type="spellEnd"/>
-    </w:p>
-    <w:p>
-      <w:r>
-        <w:t>│   ├──</w:t>
-      </w:r>
-      <w:r>
-        <w:t>Demo</w:t>
-      </w:r>
-      <w:r>
-        <w:t xml:space="preserve">5 # папка с набором </w:t>
-      </w:r>
-      <w:r>
-        <w:t>.</w:t>
-      </w:r>
-      <w:proofErr w:type="spellStart"/>
-      <w:r>
-        <w:rPr>
-          <w:lang w:val="en-US"/>
-        </w:rPr>
-        <w:t>json</w:t>
-      </w:r>
-      <w:proofErr w:type="spellEnd"/>
-    </w:p>
-    <w:p>
-      <w:r>
-        <w:t xml:space="preserve">│   └── </w:t>
-      </w:r>
-      <w:r>
-        <w:rPr>
-          <w:lang w:val="en-US"/>
-        </w:rPr>
-        <w:t>demo</w:t>
-      </w:r>
-      <w:r>
-        <w:t xml:space="preserve">-45 </w:t>
-      </w:r>
-      <w:r>
-        <w:t xml:space="preserve"># папка с набором </w:t>
-      </w:r>
-      <w:r>
-        <w:t>.</w:t>
-      </w:r>
-      <w:proofErr w:type="spellStart"/>
-      <w:r>
-        <w:rPr>
-          <w:lang w:val="en-US"/>
-        </w:rPr>
-        <w:t>json</w:t>
-      </w:r>
-      <w:proofErr w:type="spellEnd"/>
-    </w:p>
-    <w:p>
-      <w:r>
-        <w:rPr>
-          <w:lang w:val="en-US"/>
-        </w:rPr>
-        <w:t xml:space="preserve">├── </w:t>
-      </w:r>
-      <w:proofErr w:type="spellStart"/>
-      <w:r>
-        <w:rPr>
-          <w:lang w:val="en-US"/>
-        </w:rPr>
-        <w:t>JsonTemplates</w:t>
-      </w:r>
-      <w:proofErr w:type="spellEnd"/>
-      <w:r>
-        <w:rPr>
-          <w:lang w:val="en-US"/>
-        </w:rPr>
-        <w:t xml:space="preserve">/                     # </w:t>
+      <w:r>
+        <w:t>для</w:t>
+      </w:r>
+      <w:r>
+        <w:rPr>
+          <w:lang w:val="en-US"/>
+        </w:rPr>
+        <w:t xml:space="preserve"> </w:t>
+      </w:r>
+      <w:r>
+        <w:t>загрузки</w:t>
+      </w:r>
+      <w:r>
+        <w:rPr>
+          <w:lang w:val="en-US"/>
+        </w:rPr>
+        <w:t xml:space="preserve">, </w:t>
+      </w:r>
+      <w:r>
+        <w:t>сохранения</w:t>
+      </w:r>
+      <w:r>
+        <w:rPr>
+          <w:lang w:val="en-US"/>
+        </w:rPr>
+        <w:t xml:space="preserve"> </w:t>
+      </w:r>
+      <w:r>
+        <w:t>и</w:t>
+      </w:r>
+      <w:r>
+        <w:rPr>
+          <w:lang w:val="en-US"/>
+        </w:rPr>
+        <w:t xml:space="preserve"> </w:t>
+      </w:r>
+      <w:r>
+        <w:t>сброса</w:t>
+      </w:r>
+      <w:r>
+        <w:rPr>
+          <w:lang w:val="en-US"/>
+        </w:rPr>
+        <w:t xml:space="preserve"> </w:t>
+      </w:r>
+      <w:r>
+        <w:t>настроек</w:t>
+      </w:r>
+      <w:r>
+        <w:rPr>
+          <w:lang w:val="en-US"/>
+        </w:rPr>
+        <w:t xml:space="preserve"> </w:t>
+      </w:r>
+      <w:r>
+        <w:t>из</w:t>
+      </w:r>
+      <w:r>
+        <w:rPr>
+          <w:lang w:val="en-US"/>
+        </w:rPr>
+        <w:t xml:space="preserve"> UI (</w:t>
+      </w:r>
+      <w:proofErr w:type="spellStart"/>
+      <w:r>
+        <w:rPr>
+          <w:lang w:val="en-US"/>
+        </w:rPr>
+        <w:t>TextBox</w:t>
+      </w:r>
+      <w:proofErr w:type="spellEnd"/>
+      <w:r>
+        <w:rPr>
+          <w:lang w:val="en-US"/>
+        </w:rPr>
+        <w:t xml:space="preserve">, </w:t>
+      </w:r>
+      <w:proofErr w:type="spellStart"/>
+      <w:r>
+        <w:rPr>
+          <w:lang w:val="en-US"/>
+        </w:rPr>
+        <w:t>NumericUpDown</w:t>
+      </w:r>
+      <w:proofErr w:type="spellEnd"/>
+      <w:r>
+        <w:rPr>
+          <w:lang w:val="en-US"/>
+        </w:rPr>
+        <w:t xml:space="preserve">) </w:t>
+      </w:r>
+      <w:r>
+        <w:t>в</w:t>
+      </w:r>
+      <w:r>
+        <w:rPr>
+          <w:lang w:val="en-US"/>
+        </w:rPr>
+        <w:t xml:space="preserve"> </w:t>
+      </w:r>
+      <w:proofErr w:type="spellStart"/>
+      <w:r>
+        <w:rPr>
+          <w:lang w:val="en-US"/>
+        </w:rPr>
+        <w:t>ConfigService</w:t>
+      </w:r>
+      <w:proofErr w:type="spellEnd"/>
+      <w:r>
+        <w:rPr>
+          <w:lang w:val="en-US"/>
+        </w:rPr>
+        <w:t xml:space="preserve"> (SSH </w:t>
+      </w:r>
+      <w:proofErr w:type="spellStart"/>
+      <w:r>
+        <w:rPr>
+          <w:lang w:val="en-US"/>
+        </w:rPr>
+        <w:t>Beelink</w:t>
+      </w:r>
+      <w:proofErr w:type="spellEnd"/>
+      <w:r>
+        <w:rPr>
+          <w:lang w:val="en-US"/>
+        </w:rPr>
+        <w:t xml:space="preserve">, Web Server, USR Transfer). </w:t>
+      </w:r>
+      <w:r>
+        <w:t xml:space="preserve">Поддерживает работу со всеми секциями сразу или по отдельности, </w:t>
+      </w:r>
+      <w:proofErr w:type="spellStart"/>
+      <w:r>
+        <w:t>логирует</w:t>
+      </w:r>
+      <w:proofErr w:type="spellEnd"/>
+      <w:r>
+        <w:t xml:space="preserve"> действия через </w:t>
+      </w:r>
+      <w:proofErr w:type="spellStart"/>
+      <w:r>
+        <w:t>LogManager</w:t>
+      </w:r>
+      <w:proofErr w:type="spellEnd"/>
+      <w:r>
+        <w:t>. Избавляет форму от ручного копирования значений.</w:t>
       </w:r>
     </w:p>
     <w:p>
@@ -590,91 +2357,10 @@
         <w:rPr>
           <w:lang w:val="en-US"/>
         </w:rPr>
-        <w:t xml:space="preserve">│   ├── </w:t>
-      </w:r>
-      <w:proofErr w:type="spellStart"/>
-      <w:r>
-        <w:rPr>
-          <w:lang w:val="en-US"/>
-        </w:rPr>
-        <w:t>coord.json</w:t>
-      </w:r>
-      <w:proofErr w:type="spellEnd"/>
-      <w:r>
-        <w:rPr>
-          <w:lang w:val="en-US"/>
-        </w:rPr>
-        <w:t xml:space="preserve"> # </w:t>
-      </w:r>
-    </w:p>
-    <w:p>
-      <w:pPr>
-        <w:rPr>
-          <w:lang w:val="en-US"/>
-        </w:rPr>
-      </w:pPr>
-      <w:r>
-        <w:rPr>
-          <w:lang w:val="en-US"/>
-        </w:rPr>
-        <w:t xml:space="preserve">│   ├── </w:t>
-      </w:r>
-      <w:proofErr w:type="spellStart"/>
-      <w:r>
-        <w:rPr>
-          <w:lang w:val="en-US"/>
-        </w:rPr>
-        <w:t>informator.json</w:t>
-      </w:r>
-      <w:proofErr w:type="spellEnd"/>
-      <w:r>
-        <w:rPr>
-          <w:lang w:val="en-US"/>
-        </w:rPr>
-        <w:t xml:space="preserve"># </w:t>
-      </w:r>
-    </w:p>
-    <w:p>
-      <w:pPr>
-        <w:rPr>
-          <w:lang w:val="en-US"/>
-        </w:rPr>
-      </w:pPr>
-      <w:r>
-        <w:rPr>
-          <w:lang w:val="en-US"/>
-        </w:rPr>
-        <w:t xml:space="preserve">│   └── </w:t>
-      </w:r>
-      <w:proofErr w:type="spellStart"/>
-      <w:r>
-        <w:rPr>
-          <w:lang w:val="en-US"/>
-        </w:rPr>
-        <w:t>route.json</w:t>
-      </w:r>
-      <w:proofErr w:type="spellEnd"/>
-      <w:r>
-        <w:rPr>
-          <w:lang w:val="en-US"/>
-        </w:rPr>
-        <w:t xml:space="preserve"> # </w:t>
-      </w:r>
-    </w:p>
-    <w:p>
-      <w:pPr>
-        <w:rPr>
-          <w:lang w:val="en-US"/>
-        </w:rPr>
-      </w:pPr>
-      <w:r>
-        <w:rPr>
-          <w:lang w:val="en-US"/>
-        </w:rPr>
-        <w:t xml:space="preserve">├── Managers/                  ← </w:t>
-      </w:r>
-      <w:r>
-        <w:t>Все</w:t>
+        <w:t xml:space="preserve">└── bin/                       # </w:t>
+      </w:r>
+      <w:r>
+        <w:t>Скомпилированные</w:t>
       </w:r>
       <w:r>
         <w:rPr>
@@ -683,283 +2369,22 @@
         <w:t xml:space="preserve"> </w:t>
       </w:r>
       <w:r>
-        <w:t>регионы</w:t>
-      </w:r>
-      <w:r>
-        <w:rPr>
-          <w:lang w:val="en-US"/>
-        </w:rPr>
-        <w:t xml:space="preserve"> </w:t>
-      </w:r>
-      <w:r>
-        <w:t>как</w:t>
-      </w:r>
-      <w:r>
-        <w:rPr>
-          <w:lang w:val="en-US"/>
-        </w:rPr>
-        <w:t xml:space="preserve"> </w:t>
-      </w:r>
-      <w:r>
-        <w:t>отдельные</w:t>
-      </w:r>
-      <w:r>
-        <w:rPr>
-          <w:lang w:val="en-US"/>
-        </w:rPr>
-        <w:t xml:space="preserve"> </w:t>
-      </w:r>
-      <w:r>
-        <w:t>классы</w:t>
-      </w:r>
-    </w:p>
-    <w:p>
-      <w:pPr>
-        <w:rPr>
-          <w:lang w:val="en-US"/>
-        </w:rPr>
-      </w:pPr>
-      <w:r>
-        <w:rPr>
-          <w:lang w:val="en-US"/>
-        </w:rPr>
-        <w:t xml:space="preserve">│   ├── </w:t>
-      </w:r>
-      <w:proofErr w:type="spellStart"/>
-      <w:r>
-        <w:rPr>
-          <w:lang w:val="en-US"/>
-        </w:rPr>
-        <w:t>LogManager.cs</w:t>
-      </w:r>
-      <w:proofErr w:type="spellEnd"/>
-      <w:r>
-        <w:rPr>
-          <w:lang w:val="en-US"/>
-        </w:rPr>
-        <w:t xml:space="preserve">         ← </w:t>
-      </w:r>
-      <w:r>
-        <w:t>Логирование</w:t>
-      </w:r>
-    </w:p>
-    <w:p>
-      <w:pPr>
-        <w:rPr>
-          <w:lang w:val="en-US"/>
-        </w:rPr>
-      </w:pPr>
-      <w:r>
-        <w:rPr>
-          <w:lang w:val="en-US"/>
-        </w:rPr>
-        <w:t xml:space="preserve">│   ├── </w:t>
-      </w:r>
-      <w:proofErr w:type="spellStart"/>
-      <w:r>
-        <w:rPr>
-          <w:lang w:val="en-US"/>
-        </w:rPr>
-        <w:t>SSHConnectionManager.cs</w:t>
-      </w:r>
-      <w:proofErr w:type="spellEnd"/>
-      <w:r>
-        <w:rPr>
-          <w:lang w:val="en-US"/>
-        </w:rPr>
-        <w:t xml:space="preserve"> ← SSH </w:t>
-      </w:r>
-      <w:r>
-        <w:t>подключение</w:t>
-      </w:r>
-    </w:p>
-    <w:p>
-      <w:r>
-        <w:rPr>
-          <w:lang w:val="en-US"/>
-        </w:rPr>
-        <w:t xml:space="preserve">│   ├── </w:t>
-      </w:r>
-      <w:proofErr w:type="spellStart"/>
-      <w:r>
-        <w:rPr>
-          <w:lang w:val="en-US"/>
-        </w:rPr>
-        <w:t>ConnectionStateManager.cs</w:t>
-      </w:r>
-      <w:proofErr w:type="spellEnd"/>
-      <w:r>
-        <w:rPr>
-          <w:lang w:val="en-US"/>
-        </w:rPr>
-        <w:t xml:space="preserve"> ← </w:t>
-      </w:r>
-      <w:r>
-        <w:t>Состояние</w:t>
-      </w:r>
-      <w:r>
-        <w:rPr>
-          <w:lang w:val="en-US"/>
-        </w:rPr>
-        <w:t xml:space="preserve"> UI</w:t>
-      </w:r>
-    </w:p>
-    <w:p>
-      <w:r>
-        <w:rPr>
-          <w:lang w:val="en-US"/>
-        </w:rPr>
-        <w:t xml:space="preserve">│   ├── </w:t>
-      </w:r>
-      <w:proofErr w:type="spellStart"/>
-      <w:r>
-        <w:rPr>
-          <w:lang w:val="en-US"/>
-        </w:rPr>
-        <w:t>DemoScenarioManager</w:t>
-      </w:r>
-      <w:r>
-        <w:rPr>
-          <w:lang w:val="en-US"/>
-        </w:rPr>
-        <w:t>.cs</w:t>
-      </w:r>
-      <w:proofErr w:type="spellEnd"/>
-      <w:r>
-        <w:rPr>
-          <w:lang w:val="en-US"/>
-        </w:rPr>
-        <w:t xml:space="preserve"> ← </w:t>
-      </w:r>
-    </w:p>
-    <w:p>
-      <w:pPr>
-        <w:rPr>
-          <w:lang w:val="en-US"/>
-        </w:rPr>
-      </w:pPr>
-      <w:r>
-        <w:rPr>
-          <w:lang w:val="en-US"/>
-        </w:rPr>
-        <w:t xml:space="preserve">│   ├── </w:t>
-      </w:r>
-      <w:proofErr w:type="spellStart"/>
-      <w:r>
-        <w:rPr>
-          <w:lang w:val="en-US"/>
-        </w:rPr>
-        <w:t>TimeCommandsManager.cs</w:t>
-      </w:r>
-      <w:proofErr w:type="spellEnd"/>
-      <w:r>
-        <w:rPr>
-          <w:lang w:val="en-US"/>
-        </w:rPr>
-        <w:t xml:space="preserve"> ← </w:t>
-      </w:r>
-      <w:r>
-        <w:t>Команды</w:t>
-      </w:r>
-      <w:r>
-        <w:rPr>
-          <w:lang w:val="en-US"/>
-        </w:rPr>
-        <w:t xml:space="preserve"> </w:t>
-      </w:r>
-      <w:r>
-        <w:t>времени</w:t>
-      </w:r>
-    </w:p>
-    <w:p>
-      <w:pPr>
-        <w:rPr>
-          <w:lang w:val="en-US"/>
-        </w:rPr>
-      </w:pPr>
-      <w:r>
-        <w:rPr>
-          <w:lang w:val="en-US"/>
-        </w:rPr>
-        <w:t xml:space="preserve">│   ├── </w:t>
-      </w:r>
-      <w:proofErr w:type="spellStart"/>
-      <w:r>
-        <w:rPr>
-          <w:lang w:val="en-US"/>
-        </w:rPr>
-        <w:t>WebServerManager.cs</w:t>
-      </w:r>
-      <w:proofErr w:type="spellEnd"/>
-      <w:r>
-        <w:rPr>
-          <w:lang w:val="en-US"/>
-        </w:rPr>
-        <w:t xml:space="preserve"> ← </w:t>
-      </w:r>
-      <w:r>
-        <w:t>Менеджер</w:t>
-      </w:r>
-      <w:r>
-        <w:rPr>
-          <w:lang w:val="en-US"/>
-        </w:rPr>
-        <w:t xml:space="preserve"> </w:t>
-      </w:r>
-      <w:r>
-        <w:t>веб</w:t>
-      </w:r>
-      <w:r>
-        <w:rPr>
-          <w:lang w:val="en-US"/>
-        </w:rPr>
-        <w:t>-</w:t>
-      </w:r>
-      <w:r>
-        <w:t>сервера</w:t>
-      </w:r>
-    </w:p>
-    <w:p>
-      <w:pPr>
-        <w:rPr>
-          <w:lang w:val="en-US"/>
-        </w:rPr>
-      </w:pPr>
-      <w:r>
-        <w:rPr>
-          <w:lang w:val="en-US"/>
-        </w:rPr>
-        <w:t xml:space="preserve">│   └── </w:t>
-      </w:r>
-      <w:proofErr w:type="spellStart"/>
-      <w:r>
-        <w:rPr>
-          <w:lang w:val="en-US"/>
-        </w:rPr>
-        <w:t>SettingsManager.cs</w:t>
-      </w:r>
-      <w:proofErr w:type="spellEnd"/>
-      <w:r>
-        <w:rPr>
-          <w:lang w:val="en-US"/>
-        </w:rPr>
-        <w:t xml:space="preserve">    ← </w:t>
-      </w:r>
-      <w:r>
-        <w:t>Настройки</w:t>
-      </w:r>
-    </w:p>
-    <w:p>
-      <w:r>
-        <w:t xml:space="preserve">└── </w:t>
-      </w:r>
-      <w:proofErr w:type="spellStart"/>
-      <w:r>
-        <w:t>bin</w:t>
-      </w:r>
-      <w:proofErr w:type="spellEnd"/>
-      <w:r>
-        <w:t>/                       # Скомпилированные файлы (авто)</w:t>
+        <w:t>файлы</w:t>
+      </w:r>
+      <w:r>
+        <w:rPr>
+          <w:lang w:val="en-US"/>
+        </w:rPr>
+        <w:t xml:space="preserve"> (</w:t>
+      </w:r>
+      <w:r>
+        <w:t>авто</w:t>
+      </w:r>
+      <w:r>
+        <w:rPr>
+          <w:lang w:val="en-US"/>
+        </w:rPr>
+        <w:t>)</w:t>
       </w:r>
     </w:p>
     <w:p>
